--- a/transcribed_interviews/brasil_simone_sehnem_port_28-03-2024.docx
+++ b/transcribed_interviews/brasil_simone_sehnem_port_28-03-2024.docx
@@ -318,7 +318,7 @@
           <w:color w:val="0070C0"/>
           <w:lang w:val="es-MX"/>
         </w:rPr>
-        <w:t xml:space="preserve">[00:03 - 00:05] </w:t>
+        <w:t xml:space="preserve"/>
       </w:r>
       <w:r>
         <w:rPr>
@@ -373,7 +373,7 @@
           <w:color w:val="0070C0"/>
           <w:lang w:val="es-MX"/>
         </w:rPr>
-        <w:t xml:space="preserve">[00:06 - 00:07] </w:t>
+        <w:t xml:space="preserve"/>
       </w:r>
       <w:r>
         <w:rPr>
@@ -428,7 +428,7 @@
           <w:color w:val="0070C0"/>
           <w:lang w:val="es-MX"/>
         </w:rPr>
-        <w:t xml:space="preserve">[00:07 - 00:11] </w:t>
+        <w:t xml:space="preserve"/>
       </w:r>
       <w:r>
         <w:rPr>
@@ -485,7 +485,7 @@
           <w:color w:val="0070C0"/>
           <w:lang w:val="es-MX"/>
         </w:rPr>
-        <w:t xml:space="preserve">[00:11 - 00:13] </w:t>
+        <w:t xml:space="preserve"/>
       </w:r>
       <w:r>
         <w:rPr>
@@ -541,7 +541,7 @@
           <w:lang w:val="es-MX"/>
         </w:rPr>
         <w:lastRenderedPageBreak/>
-        <w:t xml:space="preserve">[00:14 - 00:23] </w:t>
+        <w:t xml:space="preserve"/>
       </w:r>
       <w:r>
         <w:rPr>
@@ -596,7 +596,7 @@
           <w:color w:val="0070C0"/>
           <w:lang w:val="es-MX"/>
         </w:rPr>
-        <w:t xml:space="preserve">[00:24 - 00:25] </w:t>
+        <w:t xml:space="preserve"/>
       </w:r>
       <w:r>
         <w:rPr>
@@ -651,7 +651,7 @@
           <w:color w:val="0070C0"/>
           <w:lang w:val="es-MX"/>
         </w:rPr>
-        <w:t xml:space="preserve">[00:26 - 00:30] </w:t>
+        <w:t xml:space="preserve"/>
       </w:r>
       <w:r>
         <w:rPr>
@@ -708,7 +708,7 @@
           <w:color w:val="0070C0"/>
           <w:lang w:val="es-MX"/>
         </w:rPr>
-        <w:t xml:space="preserve">[00:31 - 00:32] </w:t>
+        <w:t xml:space="preserve"/>
       </w:r>
       <w:r>
         <w:rPr>
@@ -763,7 +763,7 @@
           <w:color w:val="0070C0"/>
           <w:lang w:val="es-MX"/>
         </w:rPr>
-        <w:t xml:space="preserve">[00:32 - 00:33] </w:t>
+        <w:t xml:space="preserve"/>
       </w:r>
       <w:r>
         <w:rPr>
@@ -818,7 +818,7 @@
           <w:color w:val="0070C0"/>
           <w:lang w:val="pt-BR"/>
         </w:rPr>
-        <w:t>[00:34 - 00:45</w:t>
+        <w:t/>
       </w:r>
       <w:proofErr w:type="gramStart"/>
       <w:r>
@@ -827,7 +827,7 @@
           <w:color w:val="0070C0"/>
           <w:lang w:val="pt-BR"/>
         </w:rPr>
-        <w:t xml:space="preserve">] </w:t>
+        <w:t xml:space="preserve"/>
       </w:r>
       <w:r>
         <w:rPr>
@@ -907,7 +907,7 @@
           <w:color w:val="0070C0"/>
           <w:lang w:val="es-MX"/>
         </w:rPr>
-        <w:t xml:space="preserve">[00:45 - 00:57] </w:t>
+        <w:t xml:space="preserve"/>
       </w:r>
       <w:r>
         <w:rPr>
@@ -932,7 +932,7 @@
           <w:color w:val="0070C0"/>
           <w:lang w:val="es-MX"/>
         </w:rPr>
-        <w:t xml:space="preserve">[00:57 - 01:03] </w:t>
+        <w:t xml:space="preserve"/>
       </w:r>
       <w:r>
         <w:rPr>
@@ -957,7 +957,7 @@
           <w:color w:val="0070C0"/>
           <w:lang w:val="es-MX"/>
         </w:rPr>
-        <w:t xml:space="preserve">[01:03 - 01:12] </w:t>
+        <w:t xml:space="preserve"/>
       </w:r>
       <w:r>
         <w:rPr>
@@ -982,7 +982,7 @@
           <w:color w:val="0070C0"/>
           <w:lang w:val="es-MX"/>
         </w:rPr>
-        <w:t xml:space="preserve">[01:12 - 01:26] </w:t>
+        <w:t xml:space="preserve"/>
       </w:r>
       <w:r>
         <w:rPr>
@@ -1007,7 +1007,7 @@
           <w:color w:val="0070C0"/>
           <w:lang w:val="es-MX"/>
         </w:rPr>
-        <w:t xml:space="preserve">[01:26 - 01:33] </w:t>
+        <w:t xml:space="preserve"/>
       </w:r>
       <w:r>
         <w:rPr>
@@ -1033,7 +1033,7 @@
           <w:lang w:val="es-MX"/>
         </w:rPr>
         <w:lastRenderedPageBreak/>
-        <w:t xml:space="preserve">[01:33 - 01:44] </w:t>
+        <w:t xml:space="preserve"/>
       </w:r>
       <w:r>
         <w:rPr>
@@ -1058,7 +1058,7 @@
           <w:color w:val="0070C0"/>
           <w:lang w:val="es-MX"/>
         </w:rPr>
-        <w:t xml:space="preserve">[01:45 - 01:50] </w:t>
+        <w:t xml:space="preserve"/>
       </w:r>
       <w:r>
         <w:rPr>
@@ -1083,7 +1083,7 @@
           <w:color w:val="0070C0"/>
           <w:lang w:val="es-MX"/>
         </w:rPr>
-        <w:t xml:space="preserve">[01:50 - 02:00] </w:t>
+        <w:t xml:space="preserve"/>
       </w:r>
       <w:r>
         <w:rPr>
@@ -1108,7 +1108,7 @@
           <w:color w:val="0070C0"/>
           <w:lang w:val="es-MX"/>
         </w:rPr>
-        <w:t xml:space="preserve">[02:00 - 02:09] </w:t>
+        <w:t xml:space="preserve"/>
       </w:r>
       <w:r>
         <w:rPr>
@@ -1133,7 +1133,7 @@
           <w:color w:val="0070C0"/>
           <w:lang w:val="es-MX"/>
         </w:rPr>
-        <w:t xml:space="preserve">[02:09 - 02:15] </w:t>
+        <w:t xml:space="preserve"/>
       </w:r>
       <w:r>
         <w:rPr>
@@ -1158,7 +1158,7 @@
           <w:color w:val="0070C0"/>
           <w:lang w:val="es-MX"/>
         </w:rPr>
-        <w:t xml:space="preserve">[02:16 - 02:23] </w:t>
+        <w:t xml:space="preserve"/>
       </w:r>
       <w:r>
         <w:rPr>
@@ -1183,7 +1183,7 @@
           <w:color w:val="0070C0"/>
           <w:lang w:val="es-MX"/>
         </w:rPr>
-        <w:t xml:space="preserve">[02:23 - 02:29] </w:t>
+        <w:t xml:space="preserve"/>
       </w:r>
       <w:r>
         <w:rPr>
@@ -1238,7 +1238,7 @@
           <w:color w:val="0070C0"/>
           <w:lang w:val="es-MX"/>
         </w:rPr>
-        <w:t xml:space="preserve">[02:29 - 02:33] </w:t>
+        <w:t xml:space="preserve"/>
       </w:r>
       <w:r>
         <w:rPr>
@@ -1263,7 +1263,7 @@
           <w:color w:val="0070C0"/>
           <w:lang w:val="es-MX"/>
         </w:rPr>
-        <w:t xml:space="preserve">[02:34 - 02:48] </w:t>
+        <w:t xml:space="preserve"/>
       </w:r>
       <w:r>
         <w:rPr>
@@ -1318,7 +1318,7 @@
           <w:color w:val="0070C0"/>
           <w:lang w:val="es-MX"/>
         </w:rPr>
-        <w:t xml:space="preserve">[02:49 - 02:58] </w:t>
+        <w:t xml:space="preserve"/>
       </w:r>
       <w:r>
         <w:rPr>
@@ -1343,7 +1343,7 @@
           <w:color w:val="0070C0"/>
           <w:lang w:val="es-MX"/>
         </w:rPr>
-        <w:t xml:space="preserve">[02:59 - 03:06] </w:t>
+        <w:t xml:space="preserve"/>
       </w:r>
       <w:r>
         <w:rPr>
@@ -1368,7 +1368,7 @@
           <w:color w:val="0070C0"/>
           <w:lang w:val="es-MX"/>
         </w:rPr>
-        <w:t xml:space="preserve">[03:07 - 03:15] </w:t>
+        <w:t xml:space="preserve"/>
       </w:r>
       <w:r>
         <w:rPr>
@@ -1393,7 +1393,7 @@
           <w:color w:val="0070C0"/>
           <w:lang w:val="es-MX"/>
         </w:rPr>
-        <w:t xml:space="preserve">[03:15 - 03:22] </w:t>
+        <w:t xml:space="preserve"/>
       </w:r>
       <w:r>
         <w:rPr>
@@ -1435,7 +1435,7 @@
           <w:color w:val="0070C0"/>
           <w:lang w:val="es-MX"/>
         </w:rPr>
-        <w:t xml:space="preserve">[03:25 - 03:35] </w:t>
+        <w:t xml:space="preserve"/>
       </w:r>
       <w:r>
         <w:rPr>
@@ -1460,7 +1460,7 @@
           <w:color w:val="0070C0"/>
           <w:lang w:val="es-MX"/>
         </w:rPr>
-        <w:t xml:space="preserve">[03:36 - 03:45] </w:t>
+        <w:t xml:space="preserve"/>
       </w:r>
       <w:r>
         <w:rPr>
@@ -1486,7 +1486,7 @@
           <w:lang w:val="es-MX"/>
         </w:rPr>
         <w:lastRenderedPageBreak/>
-        <w:t xml:space="preserve">[03:45 - 03:54] </w:t>
+        <w:t xml:space="preserve"/>
       </w:r>
       <w:r>
         <w:rPr>
@@ -1511,7 +1511,7 @@
           <w:color w:val="0070C0"/>
           <w:lang w:val="es-MX"/>
         </w:rPr>
-        <w:t xml:space="preserve">[03:54 - 04:02] </w:t>
+        <w:t xml:space="preserve"/>
       </w:r>
       <w:r>
         <w:rPr>
@@ -1536,7 +1536,7 @@
           <w:color w:val="0070C0"/>
           <w:lang w:val="es-MX"/>
         </w:rPr>
-        <w:t xml:space="preserve">[04:02 - 04:09] </w:t>
+        <w:t xml:space="preserve"/>
       </w:r>
       <w:r>
         <w:rPr>
@@ -1591,7 +1591,7 @@
           <w:color w:val="0070C0"/>
           <w:lang w:val="es-MX"/>
         </w:rPr>
-        <w:t xml:space="preserve">[04:11 - 04:12] </w:t>
+        <w:t xml:space="preserve"/>
       </w:r>
       <w:r>
         <w:rPr>
@@ -1646,7 +1646,7 @@
           <w:color w:val="0070C0"/>
           <w:lang w:val="es-MX"/>
         </w:rPr>
-        <w:t xml:space="preserve">[04:13 - 04:14] </w:t>
+        <w:t xml:space="preserve"/>
       </w:r>
       <w:r>
         <w:rPr>
@@ -1701,7 +1701,7 @@
           <w:color w:val="0070C0"/>
           <w:lang w:val="es-MX"/>
         </w:rPr>
-        <w:t xml:space="preserve">[04:17 - 04:26] </w:t>
+        <w:t xml:space="preserve"/>
       </w:r>
       <w:r>
         <w:rPr>
@@ -1726,7 +1726,7 @@
           <w:color w:val="0070C0"/>
           <w:lang w:val="es-MX"/>
         </w:rPr>
-        <w:t xml:space="preserve">[04:26 - 04:38] </w:t>
+        <w:t xml:space="preserve"/>
       </w:r>
       <w:r>
         <w:rPr>
@@ -1751,7 +1751,7 @@
           <w:color w:val="0070C0"/>
           <w:lang w:val="es-MX"/>
         </w:rPr>
-        <w:t xml:space="preserve">[04:38 - 04:46] </w:t>
+        <w:t xml:space="preserve"/>
       </w:r>
       <w:r>
         <w:rPr>
@@ -1776,24 +1776,24 @@
           <w:color w:val="000000" w:themeColor="text1"/>
           <w:lang w:val="es-MX"/>
         </w:rPr>
-        <w:t>[04:47 - 04:59] E como que essas pesquisas pertinentes ao desenvolvimento pessoal, comunitário e de uma economia sustentável, ela tem se encontrado sem lugar na academia. Quem são os principais atores?</w:t>
-      </w:r>
-    </w:p>
-    <w:p>
-      <w:pPr>
-        <w:rPr>
-          <w:rFonts w:ascii="Aptos" w:eastAsia="Aptos" w:hAnsi="Aptos" w:cs="Aptos"/>
-          <w:color w:val="000000" w:themeColor="text1"/>
-          <w:lang w:val="es-MX"/>
-        </w:rPr>
-      </w:pPr>
-      <w:r>
-        <w:rPr>
-          <w:rFonts w:ascii="Aptos" w:eastAsia="Aptos" w:hAnsi="Aptos" w:cs="Aptos"/>
-          <w:color w:val="0070C0"/>
-          <w:lang w:val="es-MX"/>
-        </w:rPr>
-        <w:t xml:space="preserve">[04:59 - 05:11] </w:t>
+        <w:t>E como que essas pesquisas pertinentes ao desenvolvimento pessoal, comunitário e de uma economia sustentável, ela tem se encontrado sem lugar na academia. Quem são os principais atores?</w:t>
+      </w:r>
+    </w:p>
+    <w:p>
+      <w:pPr>
+        <w:rPr>
+          <w:rFonts w:ascii="Aptos" w:eastAsia="Aptos" w:hAnsi="Aptos" w:cs="Aptos"/>
+          <w:color w:val="000000" w:themeColor="text1"/>
+          <w:lang w:val="es-MX"/>
+        </w:rPr>
+      </w:pPr>
+      <w:r>
+        <w:rPr>
+          <w:rFonts w:ascii="Aptos" w:eastAsia="Aptos" w:hAnsi="Aptos" w:cs="Aptos"/>
+          <w:color w:val="0070C0"/>
+          <w:lang w:val="es-MX"/>
+        </w:rPr>
+        <w:t xml:space="preserve"/>
       </w:r>
       <w:r>
         <w:rPr>
@@ -1818,7 +1818,7 @@
           <w:color w:val="0070C0"/>
           <w:lang w:val="es-MX"/>
         </w:rPr>
-        <w:t xml:space="preserve">[05:11 - 05:23] </w:t>
+        <w:t xml:space="preserve"/>
       </w:r>
       <w:r>
         <w:rPr>
@@ -1844,7 +1844,7 @@
           <w:lang w:val="es-MX"/>
         </w:rPr>
         <w:lastRenderedPageBreak/>
-        <w:t xml:space="preserve">[05:23 - 05:34] </w:t>
+        <w:t xml:space="preserve"/>
       </w:r>
       <w:r>
         <w:rPr>
@@ -1869,7 +1869,7 @@
           <w:color w:val="0070C0"/>
           <w:lang w:val="es-MX"/>
         </w:rPr>
-        <w:t xml:space="preserve">[05:35 - 05:39] </w:t>
+        <w:t xml:space="preserve"/>
       </w:r>
       <w:r>
         <w:rPr>
@@ -1924,7 +1924,7 @@
           <w:color w:val="0070C0"/>
           <w:lang w:val="es-MX"/>
         </w:rPr>
-        <w:t xml:space="preserve">[05:39 - 05:41] </w:t>
+        <w:t xml:space="preserve"/>
       </w:r>
       <w:r>
         <w:rPr>
@@ -1979,7 +1979,7 @@
           <w:color w:val="0070C0"/>
           <w:lang w:val="es-MX"/>
         </w:rPr>
-        <w:t xml:space="preserve">[05:42 - 05:49] </w:t>
+        <w:t xml:space="preserve"/>
       </w:r>
       <w:r>
         <w:rPr>
@@ -2034,7 +2034,7 @@
           <w:color w:val="0070C0"/>
           <w:lang w:val="es-MX"/>
         </w:rPr>
-        <w:t xml:space="preserve">[05:50 - 06:01] </w:t>
+        <w:t xml:space="preserve"/>
       </w:r>
       <w:r>
         <w:rPr>
@@ -2076,7 +2076,7 @@
           <w:color w:val="0070C0"/>
           <w:lang w:val="pt-BR"/>
         </w:rPr>
-        <w:t xml:space="preserve">[06:01 - 06:13] </w:t>
+        <w:t xml:space="preserve"/>
       </w:r>
       <w:r>
         <w:rPr>
@@ -2146,7 +2146,7 @@
           <w:color w:val="0070C0"/>
           <w:lang w:val="es-MX"/>
         </w:rPr>
-        <w:t xml:space="preserve">[06:14 - 06:16] </w:t>
+        <w:t xml:space="preserve"/>
       </w:r>
       <w:r>
         <w:rPr>
@@ -2201,7 +2201,7 @@
           <w:color w:val="0070C0"/>
           <w:lang w:val="es-MX"/>
         </w:rPr>
-        <w:t xml:space="preserve">[06:18 - 06:27] </w:t>
+        <w:t xml:space="preserve"/>
       </w:r>
       <w:r>
         <w:rPr>
@@ -2226,7 +2226,7 @@
           <w:color w:val="0070C0"/>
           <w:lang w:val="es-MX"/>
         </w:rPr>
-        <w:t xml:space="preserve">[06:27 - 06:33] </w:t>
+        <w:t xml:space="preserve"/>
       </w:r>
       <w:r>
         <w:rPr>
@@ -2251,7 +2251,7 @@
           <w:color w:val="0070C0"/>
           <w:lang w:val="es-MX"/>
         </w:rPr>
-        <w:t xml:space="preserve">[06:33 - 06:42] </w:t>
+        <w:t xml:space="preserve"/>
       </w:r>
       <w:r>
         <w:rPr>
@@ -2309,7 +2309,7 @@
           <w:lang w:val="es-MX"/>
         </w:rPr>
         <w:lastRenderedPageBreak/>
-        <w:t xml:space="preserve">[06:43 - 06:54] </w:t>
+        <w:t xml:space="preserve"/>
       </w:r>
       <w:r>
         <w:rPr>
@@ -2334,7 +2334,7 @@
           <w:color w:val="0070C0"/>
           <w:lang w:val="es-MX"/>
         </w:rPr>
-        <w:t xml:space="preserve">[06:55 - 07:06] </w:t>
+        <w:t xml:space="preserve"/>
       </w:r>
       <w:r>
         <w:rPr>
@@ -2359,7 +2359,7 @@
           <w:color w:val="0070C0"/>
           <w:lang w:val="es-MX"/>
         </w:rPr>
-        <w:t xml:space="preserve">[07:07 - 07:15] </w:t>
+        <w:t xml:space="preserve"/>
       </w:r>
       <w:r>
         <w:rPr>
@@ -2384,7 +2384,7 @@
           <w:color w:val="0070C0"/>
           <w:lang w:val="es-MX"/>
         </w:rPr>
-        <w:t xml:space="preserve">[07:15 - 07:27] </w:t>
+        <w:t xml:space="preserve"/>
       </w:r>
       <w:r>
         <w:rPr>
@@ -2409,7 +2409,7 @@
           <w:color w:val="0070C0"/>
           <w:lang w:val="es-MX"/>
         </w:rPr>
-        <w:t xml:space="preserve">[07:27 - 07:40] </w:t>
+        <w:t xml:space="preserve"/>
       </w:r>
       <w:r>
         <w:rPr>
@@ -2434,7 +2434,7 @@
           <w:color w:val="0070C0"/>
           <w:lang w:val="es-MX"/>
         </w:rPr>
-        <w:t xml:space="preserve">[07:40 - 07:49] </w:t>
+        <w:t xml:space="preserve"/>
       </w:r>
       <w:r>
         <w:rPr>
@@ -2459,7 +2459,7 @@
           <w:color w:val="0070C0"/>
           <w:lang w:val="es-MX"/>
         </w:rPr>
-        <w:t xml:space="preserve">[07:49 - 08:02] </w:t>
+        <w:t xml:space="preserve"/>
       </w:r>
       <w:r>
         <w:rPr>
@@ -2484,7 +2484,7 @@
           <w:color w:val="0070C0"/>
           <w:lang w:val="es-MX"/>
         </w:rPr>
-        <w:t xml:space="preserve">[08:02 - 08:15] </w:t>
+        <w:t xml:space="preserve"/>
       </w:r>
       <w:r>
         <w:rPr>
@@ -2509,7 +2509,7 @@
           <w:color w:val="0070C0"/>
           <w:lang w:val="es-MX"/>
         </w:rPr>
-        <w:t xml:space="preserve">[08:15 - 08:27] </w:t>
+        <w:t xml:space="preserve"/>
       </w:r>
       <w:r>
         <w:rPr>
@@ -2534,7 +2534,7 @@
           <w:color w:val="0070C0"/>
           <w:lang w:val="es-MX"/>
         </w:rPr>
-        <w:t xml:space="preserve">[08:27 - 08:38] </w:t>
+        <w:t xml:space="preserve"/>
       </w:r>
       <w:r>
         <w:rPr>
@@ -2589,7 +2589,7 @@
           <w:color w:val="0070C0"/>
           <w:lang w:val="es-MX"/>
         </w:rPr>
-        <w:t xml:space="preserve">[08:43 - 08:49] </w:t>
+        <w:t xml:space="preserve"/>
       </w:r>
       <w:r>
         <w:rPr>
@@ -2644,7 +2644,7 @@
           <w:color w:val="0070C0"/>
           <w:lang w:val="es-MX"/>
         </w:rPr>
-        <w:t xml:space="preserve">[08:49 - 09:01] </w:t>
+        <w:t xml:space="preserve"/>
       </w:r>
       <w:r>
         <w:rPr>
@@ -2669,7 +2669,7 @@
           <w:color w:val="0070C0"/>
           <w:lang w:val="es-MX"/>
         </w:rPr>
-        <w:t xml:space="preserve">[09:02 - 09:12] </w:t>
+        <w:t xml:space="preserve"/>
       </w:r>
       <w:r>
         <w:rPr>
@@ -2695,7 +2695,7 @@
           <w:lang w:val="es-MX"/>
         </w:rPr>
         <w:lastRenderedPageBreak/>
-        <w:t xml:space="preserve">[09:12 - 09:22] </w:t>
+        <w:t xml:space="preserve"/>
       </w:r>
       <w:r>
         <w:rPr>
@@ -2720,7 +2720,7 @@
           <w:color w:val="0070C0"/>
           <w:lang w:val="es-MX"/>
         </w:rPr>
-        <w:t xml:space="preserve">[09:22 - 09:33] </w:t>
+        <w:t xml:space="preserve"/>
       </w:r>
       <w:r>
         <w:rPr>
@@ -2745,7 +2745,7 @@
           <w:color w:val="0070C0"/>
           <w:lang w:val="es-MX"/>
         </w:rPr>
-        <w:t xml:space="preserve">[09:33 - 09:45] </w:t>
+        <w:t xml:space="preserve"/>
       </w:r>
       <w:r>
         <w:rPr>
@@ -2770,7 +2770,7 @@
           <w:color w:val="0070C0"/>
           <w:lang w:val="es-MX"/>
         </w:rPr>
-        <w:t xml:space="preserve">[09:45 - 09:57] </w:t>
+        <w:t xml:space="preserve"/>
       </w:r>
       <w:r>
         <w:rPr>
@@ -2795,7 +2795,7 @@
           <w:color w:val="0070C0"/>
           <w:lang w:val="es-MX"/>
         </w:rPr>
-        <w:t xml:space="preserve">[09:57 - 10:09] </w:t>
+        <w:t xml:space="preserve"/>
       </w:r>
       <w:r>
         <w:rPr>
@@ -2820,7 +2820,7 @@
           <w:color w:val="0070C0"/>
           <w:lang w:val="es-MX"/>
         </w:rPr>
-        <w:t xml:space="preserve">[10:09 - 10:15] </w:t>
+        <w:t xml:space="preserve"/>
       </w:r>
       <w:r>
         <w:rPr>
@@ -2845,7 +2845,7 @@
           <w:color w:val="0070C0"/>
           <w:lang w:val="es-MX"/>
         </w:rPr>
-        <w:t xml:space="preserve">[10:16 - 10:25] </w:t>
+        <w:t xml:space="preserve"/>
       </w:r>
       <w:r>
         <w:rPr>
@@ -2870,7 +2870,7 @@
           <w:color w:val="0070C0"/>
           <w:lang w:val="es-MX"/>
         </w:rPr>
-        <w:t xml:space="preserve">[10:25 - 10:35] </w:t>
+        <w:t xml:space="preserve"/>
       </w:r>
       <w:r>
         <w:rPr>
@@ -2895,7 +2895,7 @@
           <w:color w:val="0070C0"/>
           <w:lang w:val="es-MX"/>
         </w:rPr>
-        <w:t xml:space="preserve">[10:35 - 10:46] </w:t>
+        <w:t xml:space="preserve"/>
       </w:r>
       <w:r>
         <w:rPr>
@@ -2920,7 +2920,7 @@
           <w:color w:val="0070C0"/>
           <w:lang w:val="es-MX"/>
         </w:rPr>
-        <w:t xml:space="preserve">[10:46 - 10:57] </w:t>
+        <w:t xml:space="preserve"/>
       </w:r>
       <w:r>
         <w:rPr>
@@ -2945,7 +2945,7 @@
           <w:color w:val="0070C0"/>
           <w:lang w:val="es-MX"/>
         </w:rPr>
-        <w:t xml:space="preserve">[10:58 - 11:09] </w:t>
+        <w:t xml:space="preserve"/>
       </w:r>
       <w:r>
         <w:rPr>
@@ -2970,7 +2970,7 @@
           <w:color w:val="0070C0"/>
           <w:lang w:val="es-MX"/>
         </w:rPr>
-        <w:t xml:space="preserve">[11:10 - 11:17] </w:t>
+        <w:t xml:space="preserve"/>
       </w:r>
       <w:r>
         <w:rPr>
@@ -2995,7 +2995,7 @@
           <w:color w:val="0070C0"/>
           <w:lang w:val="es-MX"/>
         </w:rPr>
-        <w:t xml:space="preserve">[11:17 - 11:29] </w:t>
+        <w:t xml:space="preserve"/>
       </w:r>
       <w:r>
         <w:rPr>
@@ -3020,7 +3020,7 @@
           <w:color w:val="0070C0"/>
           <w:lang w:val="es-MX"/>
         </w:rPr>
-        <w:t xml:space="preserve">[11:29 - 11:39] </w:t>
+        <w:t xml:space="preserve"/>
       </w:r>
       <w:r>
         <w:rPr>
@@ -3045,7 +3045,7 @@
           <w:color w:val="0070C0"/>
           <w:lang w:val="es-MX"/>
         </w:rPr>
-        <w:t xml:space="preserve">[11:40 - 11:46] </w:t>
+        <w:t xml:space="preserve"/>
       </w:r>
       <w:r>
         <w:rPr>
@@ -3071,7 +3071,7 @@
           <w:lang w:val="es-MX"/>
         </w:rPr>
         <w:lastRenderedPageBreak/>
-        <w:t xml:space="preserve">[11:46 - 11:59] </w:t>
+        <w:t xml:space="preserve"/>
       </w:r>
       <w:r>
         <w:rPr>
@@ -3096,7 +3096,7 @@
           <w:color w:val="0070C0"/>
           <w:lang w:val="es-MX"/>
         </w:rPr>
-        <w:t xml:space="preserve">[11:59 - 12:08] </w:t>
+        <w:t xml:space="preserve"/>
       </w:r>
       <w:r>
         <w:rPr>
@@ -3121,7 +3121,7 @@
           <w:color w:val="0070C0"/>
           <w:lang w:val="es-MX"/>
         </w:rPr>
-        <w:t xml:space="preserve">[12:08 - 12:20] </w:t>
+        <w:t xml:space="preserve"/>
       </w:r>
       <w:r>
         <w:rPr>
@@ -3146,7 +3146,7 @@
           <w:color w:val="0070C0"/>
           <w:lang w:val="es-MX"/>
         </w:rPr>
-        <w:t xml:space="preserve">[12:20 - 12:29] </w:t>
+        <w:t xml:space="preserve"/>
       </w:r>
       <w:r>
         <w:rPr>
@@ -3171,7 +3171,7 @@
           <w:color w:val="0070C0"/>
           <w:lang w:val="es-MX"/>
         </w:rPr>
-        <w:t xml:space="preserve">[12:29 - 12:41] </w:t>
+        <w:t xml:space="preserve"/>
       </w:r>
       <w:r>
         <w:rPr>
@@ -3196,7 +3196,7 @@
           <w:color w:val="0070C0"/>
           <w:lang w:val="es-MX"/>
         </w:rPr>
-        <w:t xml:space="preserve">[12:41 - 12:54] </w:t>
+        <w:t xml:space="preserve"/>
       </w:r>
       <w:r>
         <w:rPr>
@@ -3221,7 +3221,7 @@
           <w:color w:val="0070C0"/>
           <w:lang w:val="es-MX"/>
         </w:rPr>
-        <w:t xml:space="preserve">[12:54 - 13:03] </w:t>
+        <w:t xml:space="preserve"/>
       </w:r>
       <w:r>
         <w:rPr>
@@ -3246,7 +3246,7 @@
           <w:color w:val="0070C0"/>
           <w:lang w:val="es-MX"/>
         </w:rPr>
-        <w:t xml:space="preserve">[13:03 - 13:13] </w:t>
+        <w:t xml:space="preserve"/>
       </w:r>
       <w:r>
         <w:rPr>
@@ -3271,7 +3271,7 @@
           <w:color w:val="0070C0"/>
           <w:lang w:val="es-MX"/>
         </w:rPr>
-        <w:t xml:space="preserve">[13:14 - 13:25] </w:t>
+        <w:t xml:space="preserve"/>
       </w:r>
       <w:r>
         <w:rPr>
@@ -3296,7 +3296,7 @@
           <w:color w:val="0070C0"/>
           <w:lang w:val="es-MX"/>
         </w:rPr>
-        <w:t xml:space="preserve">[13:25 - 13:33] </w:t>
+        <w:t xml:space="preserve"/>
       </w:r>
       <w:r>
         <w:rPr>
@@ -3321,7 +3321,7 @@
           <w:color w:val="0070C0"/>
           <w:lang w:val="es-MX"/>
         </w:rPr>
-        <w:t xml:space="preserve">[13:33 - 13:38] </w:t>
+        <w:t xml:space="preserve"/>
       </w:r>
       <w:r>
         <w:rPr>
@@ -3376,7 +3376,7 @@
           <w:color w:val="0070C0"/>
           <w:lang w:val="es-MX"/>
         </w:rPr>
-        <w:t xml:space="preserve">[13:39 - 13:50] </w:t>
+        <w:t xml:space="preserve"/>
       </w:r>
       <w:r>
         <w:rPr>
@@ -3401,7 +3401,7 @@
           <w:color w:val="0070C0"/>
           <w:lang w:val="es-MX"/>
         </w:rPr>
-        <w:t xml:space="preserve">[13:51 - 13:52] </w:t>
+        <w:t xml:space="preserve"/>
       </w:r>
       <w:r>
         <w:rPr>
@@ -3457,7 +3457,7 @@
           <w:lang w:val="es-MX"/>
         </w:rPr>
         <w:lastRenderedPageBreak/>
-        <w:t xml:space="preserve">[13:52 - 14:05] </w:t>
+        <w:t xml:space="preserve"/>
       </w:r>
       <w:r>
         <w:rPr>
@@ -3482,7 +3482,7 @@
           <w:color w:val="0070C0"/>
           <w:lang w:val="es-MX"/>
         </w:rPr>
-        <w:t xml:space="preserve">[14:06 - 14:18] </w:t>
+        <w:t xml:space="preserve"/>
       </w:r>
       <w:r>
         <w:rPr>
@@ -3507,7 +3507,7 @@
           <w:color w:val="0070C0"/>
           <w:lang w:val="es-MX"/>
         </w:rPr>
-        <w:t xml:space="preserve">[14:18 - 14:27] </w:t>
+        <w:t xml:space="preserve"/>
       </w:r>
       <w:r>
         <w:rPr>
@@ -3532,7 +3532,7 @@
           <w:color w:val="0070C0"/>
           <w:lang w:val="es-MX"/>
         </w:rPr>
-        <w:t xml:space="preserve">[14:28 - 14:41] </w:t>
+        <w:t xml:space="preserve"/>
       </w:r>
       <w:r>
         <w:rPr>
@@ -3557,7 +3557,7 @@
           <w:color w:val="0070C0"/>
           <w:lang w:val="es-MX"/>
         </w:rPr>
-        <w:t xml:space="preserve">[14:42 - 14:51] </w:t>
+        <w:t xml:space="preserve"/>
       </w:r>
       <w:r>
         <w:rPr>
@@ -3582,7 +3582,7 @@
           <w:color w:val="0070C0"/>
           <w:lang w:val="es-MX"/>
         </w:rPr>
-        <w:t xml:space="preserve">[14:51 - 15:00] </w:t>
+        <w:t xml:space="preserve"/>
       </w:r>
       <w:r>
         <w:rPr>
@@ -3637,7 +3637,7 @@
           <w:color w:val="0070C0"/>
           <w:lang w:val="es-MX"/>
         </w:rPr>
-        <w:t xml:space="preserve">[15:00 - 15:13] </w:t>
+        <w:t xml:space="preserve"/>
       </w:r>
       <w:r>
         <w:rPr>
@@ -3692,7 +3692,7 @@
           <w:color w:val="0070C0"/>
           <w:lang w:val="es-MX"/>
         </w:rPr>
-        <w:t xml:space="preserve">[15:14 - 15:27] </w:t>
+        <w:t xml:space="preserve"/>
       </w:r>
       <w:r>
         <w:rPr>
@@ -3717,7 +3717,7 @@
           <w:color w:val="0070C0"/>
           <w:lang w:val="es-MX"/>
         </w:rPr>
-        <w:t xml:space="preserve">[15:27 - 15:39] </w:t>
+        <w:t xml:space="preserve"/>
       </w:r>
       <w:r>
         <w:rPr>
@@ -3742,7 +3742,7 @@
           <w:color w:val="0070C0"/>
           <w:lang w:val="es-MX"/>
         </w:rPr>
-        <w:t xml:space="preserve">[15:40 - 15:50] </w:t>
+        <w:t xml:space="preserve"/>
       </w:r>
       <w:r>
         <w:rPr>
@@ -3767,7 +3767,7 @@
           <w:color w:val="0070C0"/>
           <w:lang w:val="es-MX"/>
         </w:rPr>
-        <w:t xml:space="preserve">[15:50 - 16:00] </w:t>
+        <w:t xml:space="preserve"/>
       </w:r>
       <w:r>
         <w:rPr>
@@ -3792,7 +3792,7 @@
           <w:color w:val="0070C0"/>
           <w:lang w:val="es-MX"/>
         </w:rPr>
-        <w:t xml:space="preserve">[16:00 - 16:13] </w:t>
+        <w:t xml:space="preserve"/>
       </w:r>
       <w:r>
         <w:rPr>
@@ -3818,7 +3818,7 @@
           <w:lang w:val="es-MX"/>
         </w:rPr>
         <w:lastRenderedPageBreak/>
-        <w:t xml:space="preserve">[16:13 - 16:22] </w:t>
+        <w:t xml:space="preserve"/>
       </w:r>
       <w:r>
         <w:rPr>
@@ -3843,7 +3843,7 @@
           <w:color w:val="0070C0"/>
           <w:lang w:val="es-MX"/>
         </w:rPr>
-        <w:t xml:space="preserve">[16:22 - 16:33] </w:t>
+        <w:t xml:space="preserve"/>
       </w:r>
       <w:r>
         <w:rPr>
@@ -3868,7 +3868,7 @@
           <w:color w:val="0070C0"/>
           <w:lang w:val="es-MX"/>
         </w:rPr>
-        <w:t xml:space="preserve">[16:33 - 16:45] </w:t>
+        <w:t xml:space="preserve"/>
       </w:r>
       <w:r>
         <w:rPr>
@@ -3893,7 +3893,7 @@
           <w:color w:val="0070C0"/>
           <w:lang w:val="es-MX"/>
         </w:rPr>
-        <w:t xml:space="preserve">[16:45 - 16:56] </w:t>
+        <w:t xml:space="preserve"/>
       </w:r>
       <w:r>
         <w:rPr>
@@ -3918,7 +3918,7 @@
           <w:color w:val="0070C0"/>
           <w:lang w:val="es-MX"/>
         </w:rPr>
-        <w:t xml:space="preserve">[16:56 - 17:08] </w:t>
+        <w:t xml:space="preserve"/>
       </w:r>
       <w:r>
         <w:rPr>
@@ -3943,7 +3943,7 @@
           <w:color w:val="0070C0"/>
           <w:lang w:val="es-MX"/>
         </w:rPr>
-        <w:t xml:space="preserve">[17:08 - 17:16] </w:t>
+        <w:t xml:space="preserve"/>
       </w:r>
       <w:r>
         <w:rPr>
@@ -3968,7 +3968,7 @@
           <w:color w:val="0070C0"/>
           <w:lang w:val="es-MX"/>
         </w:rPr>
-        <w:t xml:space="preserve">[17:16 - 17:27] </w:t>
+        <w:t xml:space="preserve"/>
       </w:r>
       <w:r>
         <w:rPr>
@@ -3993,7 +3993,7 @@
           <w:color w:val="0070C0"/>
           <w:lang w:val="es-MX"/>
         </w:rPr>
-        <w:t xml:space="preserve">[17:27 - 17:39] </w:t>
+        <w:t xml:space="preserve"/>
       </w:r>
       <w:r>
         <w:rPr>
@@ -4018,7 +4018,7 @@
           <w:color w:val="0070C0"/>
           <w:lang w:val="es-MX"/>
         </w:rPr>
-        <w:t xml:space="preserve">[17:39 - 17:52] </w:t>
+        <w:t xml:space="preserve"/>
       </w:r>
       <w:r>
         <w:rPr>
@@ -4043,7 +4043,7 @@
           <w:color w:val="0070C0"/>
           <w:lang w:val="es-MX"/>
         </w:rPr>
-        <w:t xml:space="preserve">[17:52 - 18:02] </w:t>
+        <w:t xml:space="preserve"/>
       </w:r>
       <w:r>
         <w:rPr>
@@ -4068,7 +4068,7 @@
           <w:color w:val="0070C0"/>
           <w:lang w:val="es-MX"/>
         </w:rPr>
-        <w:t xml:space="preserve">[18:02 - 18:13] </w:t>
+        <w:t xml:space="preserve"/>
       </w:r>
       <w:r>
         <w:rPr>
@@ -4093,7 +4093,7 @@
           <w:color w:val="0070C0"/>
           <w:lang w:val="es-MX"/>
         </w:rPr>
-        <w:t xml:space="preserve">[18:13 - 18:24] </w:t>
+        <w:t xml:space="preserve"/>
       </w:r>
       <w:r>
         <w:rPr>
@@ -4118,7 +4118,7 @@
           <w:color w:val="0070C0"/>
           <w:lang w:val="es-MX"/>
         </w:rPr>
-        <w:t xml:space="preserve">[18:24 - 18:37] </w:t>
+        <w:t xml:space="preserve"/>
       </w:r>
       <w:r>
         <w:rPr>
@@ -4143,7 +4143,7 @@
           <w:color w:val="0070C0"/>
           <w:lang w:val="es-MX"/>
         </w:rPr>
-        <w:t xml:space="preserve">[18:38 - 18:50] </w:t>
+        <w:t xml:space="preserve"/>
       </w:r>
       <w:r>
         <w:rPr>
@@ -4169,7 +4169,7 @@
           <w:lang w:val="es-MX"/>
         </w:rPr>
         <w:lastRenderedPageBreak/>
-        <w:t xml:space="preserve">[18:50 - 19:02] </w:t>
+        <w:t xml:space="preserve"/>
       </w:r>
       <w:r>
         <w:rPr>
@@ -4226,7 +4226,7 @@
           <w:color w:val="0070C0"/>
           <w:lang w:val="es-MX"/>
         </w:rPr>
-        <w:t xml:space="preserve">[19:05 - 19:15] </w:t>
+        <w:t xml:space="preserve"/>
       </w:r>
       <w:r>
         <w:rPr>
@@ -4251,7 +4251,7 @@
           <w:color w:val="0070C0"/>
           <w:lang w:val="es-MX"/>
         </w:rPr>
-        <w:t xml:space="preserve">[19:15 - 19:27] </w:t>
+        <w:t xml:space="preserve"/>
       </w:r>
       <w:r>
         <w:rPr>
@@ -4276,7 +4276,7 @@
           <w:color w:val="0070C0"/>
           <w:lang w:val="es-MX"/>
         </w:rPr>
-        <w:t xml:space="preserve">[19:28 - 19:31] </w:t>
+        <w:t xml:space="preserve"/>
       </w:r>
       <w:r>
         <w:rPr>
@@ -4331,7 +4331,7 @@
           <w:color w:val="0070C0"/>
           <w:lang w:val="es-MX"/>
         </w:rPr>
-        <w:t xml:space="preserve">[19:31 - 19:32] </w:t>
+        <w:t xml:space="preserve"/>
       </w:r>
       <w:r>
         <w:rPr>
@@ -4386,7 +4386,7 @@
           <w:color w:val="0070C0"/>
           <w:lang w:val="es-MX"/>
         </w:rPr>
-        <w:t xml:space="preserve">[19:34 - 19:46] </w:t>
+        <w:t xml:space="preserve"/>
       </w:r>
       <w:r>
         <w:rPr>
@@ -4441,7 +4441,7 @@
           <w:color w:val="0070C0"/>
           <w:lang w:val="es-MX"/>
         </w:rPr>
-        <w:t xml:space="preserve">[19:47 - 19:59] </w:t>
+        <w:t xml:space="preserve"/>
       </w:r>
       <w:r>
         <w:rPr>
@@ -4466,7 +4466,7 @@
           <w:color w:val="0070C0"/>
           <w:lang w:val="es-MX"/>
         </w:rPr>
-        <w:t xml:space="preserve">[19:59 - 20:11] </w:t>
+        <w:t xml:space="preserve"/>
       </w:r>
       <w:r>
         <w:rPr>
@@ -4533,7 +4533,7 @@
           <w:color w:val="0070C0"/>
           <w:lang w:val="es-MX"/>
         </w:rPr>
-        <w:t xml:space="preserve">[20:11 - 20:23] </w:t>
+        <w:t xml:space="preserve"/>
       </w:r>
       <w:r>
         <w:rPr>
@@ -4575,7 +4575,7 @@
           <w:color w:val="0070C0"/>
           <w:lang w:val="es-MX"/>
         </w:rPr>
-        <w:t xml:space="preserve">[20:23 - 20:35] </w:t>
+        <w:t xml:space="preserve"/>
       </w:r>
       <w:r>
         <w:rPr>
@@ -4601,7 +4601,7 @@
           <w:lang w:val="es-MX"/>
         </w:rPr>
         <w:lastRenderedPageBreak/>
-        <w:t xml:space="preserve">[20:35 - 20:42] </w:t>
+        <w:t xml:space="preserve"/>
       </w:r>
       <w:r>
         <w:rPr>
@@ -4643,7 +4643,7 @@
           <w:color w:val="0070C0"/>
           <w:lang w:val="es-MX"/>
         </w:rPr>
-        <w:t xml:space="preserve">[20:43 - 20:56] </w:t>
+        <w:t xml:space="preserve"/>
       </w:r>
       <w:r>
         <w:rPr>
@@ -4685,7 +4685,7 @@
           <w:color w:val="0070C0"/>
           <w:lang w:val="es-MX"/>
         </w:rPr>
-        <w:t xml:space="preserve">[20:56 - 21:09] </w:t>
+        <w:t xml:space="preserve"/>
       </w:r>
       <w:r>
         <w:rPr>
@@ -4727,7 +4727,7 @@
           <w:color w:val="0070C0"/>
           <w:lang w:val="es-MX"/>
         </w:rPr>
-        <w:t xml:space="preserve">[21:10 - 21:22] </w:t>
+        <w:t xml:space="preserve"/>
       </w:r>
       <w:r>
         <w:rPr>
@@ -4752,7 +4752,7 @@
           <w:color w:val="0070C0"/>
           <w:lang w:val="es-MX"/>
         </w:rPr>
-        <w:t xml:space="preserve">[21:22 - 21:33] </w:t>
+        <w:t xml:space="preserve"/>
       </w:r>
       <w:r>
         <w:rPr>
@@ -4777,7 +4777,7 @@
           <w:color w:val="0070C0"/>
           <w:lang w:val="es-MX"/>
         </w:rPr>
-        <w:t xml:space="preserve">[21:34 - 21:44] </w:t>
+        <w:t xml:space="preserve"/>
       </w:r>
       <w:r>
         <w:rPr>
@@ -4802,7 +4802,7 @@
           <w:color w:val="0070C0"/>
           <w:lang w:val="es-MX"/>
         </w:rPr>
-        <w:t xml:space="preserve">[21:44 - 21:54] </w:t>
+        <w:t xml:space="preserve"/>
       </w:r>
       <w:r>
         <w:rPr>
@@ -4827,7 +4827,7 @@
           <w:color w:val="0070C0"/>
           <w:lang w:val="es-MX"/>
         </w:rPr>
-        <w:t xml:space="preserve">[21:54 - 22:06] </w:t>
+        <w:t xml:space="preserve"/>
       </w:r>
       <w:r>
         <w:rPr>
@@ -4852,7 +4852,7 @@
           <w:color w:val="0070C0"/>
           <w:lang w:val="es-MX"/>
         </w:rPr>
-        <w:t xml:space="preserve">[22:06 - 22:15] </w:t>
+        <w:t xml:space="preserve"/>
       </w:r>
       <w:r>
         <w:rPr>
@@ -4877,7 +4877,7 @@
           <w:color w:val="0070C0"/>
           <w:lang w:val="es-MX"/>
         </w:rPr>
-        <w:t xml:space="preserve">[22:15 - 22:19] </w:t>
+        <w:t xml:space="preserve"/>
       </w:r>
       <w:r>
         <w:rPr>
@@ -4932,7 +4932,7 @@
           <w:color w:val="0070C0"/>
           <w:lang w:val="es-MX"/>
         </w:rPr>
-        <w:t xml:space="preserve">[22:20 - 22:31] </w:t>
+        <w:t xml:space="preserve"/>
       </w:r>
       <w:r>
         <w:rPr>
@@ -4987,7 +4987,7 @@
           <w:color w:val="0070C0"/>
           <w:lang w:val="es-MX"/>
         </w:rPr>
-        <w:t xml:space="preserve">[22:31 - 22:42] </w:t>
+        <w:t xml:space="preserve"/>
       </w:r>
       <w:r>
         <w:rPr>
@@ -5040,7 +5040,7 @@
           <w:color w:val="0070C0"/>
           <w:lang w:val="es-MX"/>
         </w:rPr>
-        <w:t xml:space="preserve">[22:43 - 22:55] </w:t>
+        <w:t xml:space="preserve"/>
       </w:r>
       <w:r>
         <w:rPr>
@@ -5083,7 +5083,7 @@
           <w:lang w:val="es-MX"/>
         </w:rPr>
         <w:lastRenderedPageBreak/>
-        <w:t xml:space="preserve">[22:55 - 23:08] </w:t>
+        <w:t xml:space="preserve"/>
       </w:r>
       <w:r>
         <w:rPr>
@@ -5108,7 +5108,7 @@
           <w:color w:val="0070C0"/>
           <w:lang w:val="es-MX"/>
         </w:rPr>
-        <w:t xml:space="preserve">[23:09 - 23:18] </w:t>
+        <w:t xml:space="preserve"/>
       </w:r>
       <w:r>
         <w:rPr>
@@ -5133,7 +5133,7 @@
           <w:color w:val="0070C0"/>
           <w:lang w:val="es-MX"/>
         </w:rPr>
-        <w:t>[23:19 - 23:32</w:t>
+        <w:t/>
       </w:r>
       <w:r>
         <w:rPr>
@@ -5142,7 +5142,7 @@
           <w:highlight w:val="yellow"/>
           <w:lang w:val="es-MX"/>
         </w:rPr>
-        <w:t xml:space="preserve">] </w:t>
+        <w:t xml:space="preserve"/>
       </w:r>
       <w:r>
         <w:rPr>
@@ -5176,7 +5176,7 @@
           <w:color w:val="0070C0"/>
           <w:lang w:val="es-MX"/>
         </w:rPr>
-        <w:t xml:space="preserve">[23:32 - 23:44] </w:t>
+        <w:t xml:space="preserve"/>
       </w:r>
       <w:r>
         <w:rPr>
@@ -5201,7 +5201,7 @@
           <w:color w:val="0070C0"/>
           <w:lang w:val="es-MX"/>
         </w:rPr>
-        <w:t xml:space="preserve">[23:45 - 23:56] </w:t>
+        <w:t xml:space="preserve"/>
       </w:r>
       <w:r>
         <w:rPr>
@@ -5256,7 +5256,7 @@
           <w:color w:val="0070C0"/>
           <w:lang w:val="es-MX"/>
         </w:rPr>
-        <w:t xml:space="preserve">[23:58 - 24:11] </w:t>
+        <w:t xml:space="preserve"/>
       </w:r>
       <w:r>
         <w:rPr>
@@ -5281,7 +5281,7 @@
           <w:color w:val="0070C0"/>
           <w:lang w:val="es-MX"/>
         </w:rPr>
-        <w:t xml:space="preserve">[24:11 - 24:21] </w:t>
+        <w:t xml:space="preserve"/>
       </w:r>
       <w:r>
         <w:rPr>
@@ -5336,7 +5336,7 @@
           <w:color w:val="0070C0"/>
           <w:lang w:val="es-MX"/>
         </w:rPr>
-        <w:t xml:space="preserve">[24:22 - 24:31] </w:t>
+        <w:t xml:space="preserve"/>
       </w:r>
       <w:r>
         <w:rPr>
@@ -5361,7 +5361,7 @@
           <w:color w:val="0070C0"/>
           <w:lang w:val="es-MX"/>
         </w:rPr>
-        <w:t xml:space="preserve">[24:32 - 24:45] </w:t>
+        <w:t xml:space="preserve"/>
       </w:r>
       <w:r>
         <w:rPr>
@@ -5386,7 +5386,7 @@
           <w:color w:val="0070C0"/>
           <w:lang w:val="es-MX"/>
         </w:rPr>
-        <w:t xml:space="preserve">[24:45 - 24:57] </w:t>
+        <w:t xml:space="preserve"/>
       </w:r>
       <w:r>
         <w:rPr>
@@ -5412,7 +5412,7 @@
           <w:lang w:val="es-MX"/>
         </w:rPr>
         <w:lastRenderedPageBreak/>
-        <w:t xml:space="preserve">[24:57 - 25:10] </w:t>
+        <w:t xml:space="preserve"/>
       </w:r>
       <w:r>
         <w:rPr>
@@ -5437,7 +5437,7 @@
           <w:color w:val="0070C0"/>
           <w:lang w:val="es-MX"/>
         </w:rPr>
-        <w:t xml:space="preserve">[25:10 - 25:22] </w:t>
+        <w:t xml:space="preserve"/>
       </w:r>
       <w:r>
         <w:rPr>
@@ -5462,7 +5462,7 @@
           <w:color w:val="0070C0"/>
           <w:lang w:val="es-MX"/>
         </w:rPr>
-        <w:t xml:space="preserve">[25:22 - 25:34] </w:t>
+        <w:t xml:space="preserve"/>
       </w:r>
       <w:r>
         <w:rPr>
@@ -5487,7 +5487,7 @@
           <w:color w:val="0070C0"/>
           <w:lang w:val="es-MX"/>
         </w:rPr>
-        <w:t xml:space="preserve">[25:34 - 25:46] </w:t>
+        <w:t xml:space="preserve"/>
       </w:r>
       <w:r>
         <w:rPr>
@@ -5512,7 +5512,7 @@
           <w:color w:val="0070C0"/>
           <w:lang w:val="es-MX"/>
         </w:rPr>
-        <w:t xml:space="preserve">[25:47 - 25:59] </w:t>
+        <w:t xml:space="preserve"/>
       </w:r>
       <w:r>
         <w:rPr>
@@ -5537,7 +5537,7 @@
           <w:color w:val="0070C0"/>
           <w:lang w:val="es-MX"/>
         </w:rPr>
-        <w:t xml:space="preserve">[26:00 - 26:12] </w:t>
+        <w:t xml:space="preserve"/>
       </w:r>
       <w:r>
         <w:rPr>
@@ -5562,7 +5562,7 @@
           <w:color w:val="0070C0"/>
           <w:lang w:val="es-MX"/>
         </w:rPr>
-        <w:t xml:space="preserve">[26:12 - 26:23] </w:t>
+        <w:t xml:space="preserve"/>
       </w:r>
       <w:r>
         <w:rPr>
@@ -5587,7 +5587,7 @@
           <w:color w:val="0070C0"/>
           <w:lang w:val="es-MX"/>
         </w:rPr>
-        <w:t xml:space="preserve">[26:23 - 26:35] </w:t>
+        <w:t xml:space="preserve"/>
       </w:r>
       <w:r>
         <w:rPr>
@@ -5612,7 +5612,7 @@
           <w:color w:val="0070C0"/>
           <w:lang w:val="es-MX"/>
         </w:rPr>
-        <w:t xml:space="preserve">[26:35 - 26:44] </w:t>
+        <w:t xml:space="preserve"/>
       </w:r>
       <w:r>
         <w:rPr>
@@ -5667,7 +5667,7 @@
           <w:color w:val="0070C0"/>
           <w:lang w:val="es-MX"/>
         </w:rPr>
-        <w:t xml:space="preserve">[26:46 - 26:58] </w:t>
+        <w:t xml:space="preserve"/>
       </w:r>
       <w:r>
         <w:rPr>
@@ -5692,7 +5692,7 @@
           <w:color w:val="0070C0"/>
           <w:lang w:val="es-MX"/>
         </w:rPr>
-        <w:t xml:space="preserve">[26:58 - 27:05] </w:t>
+        <w:t xml:space="preserve"/>
       </w:r>
       <w:r>
         <w:rPr>
@@ -5747,7 +5747,7 @@
           <w:color w:val="0070C0"/>
           <w:lang w:val="es-MX"/>
         </w:rPr>
-        <w:t xml:space="preserve">[27:07 - 27:20] </w:t>
+        <w:t xml:space="preserve"/>
       </w:r>
       <w:r>
         <w:rPr>
@@ -5773,7 +5773,7 @@
           <w:lang w:val="es-MX"/>
         </w:rPr>
         <w:lastRenderedPageBreak/>
-        <w:t xml:space="preserve">[27:20 - 27:32] </w:t>
+        <w:t xml:space="preserve"/>
       </w:r>
       <w:r>
         <w:rPr>
@@ -5798,7 +5798,7 @@
           <w:color w:val="0070C0"/>
           <w:lang w:val="es-MX"/>
         </w:rPr>
-        <w:t xml:space="preserve">[27:32 - 27:44] </w:t>
+        <w:t xml:space="preserve"/>
       </w:r>
       <w:r>
         <w:rPr>
@@ -5823,7 +5823,7 @@
           <w:color w:val="0070C0"/>
           <w:lang w:val="es-MX"/>
         </w:rPr>
-        <w:t xml:space="preserve">[27:44 - 27:56] </w:t>
+        <w:t xml:space="preserve"/>
       </w:r>
       <w:r>
         <w:rPr>
@@ -5848,7 +5848,7 @@
           <w:color w:val="0070C0"/>
           <w:lang w:val="es-MX"/>
         </w:rPr>
-        <w:t xml:space="preserve">[27:56 - 28:08] </w:t>
+        <w:t xml:space="preserve"/>
       </w:r>
       <w:r>
         <w:rPr>
@@ -5873,7 +5873,7 @@
           <w:color w:val="0070C0"/>
           <w:lang w:val="es-MX"/>
         </w:rPr>
-        <w:t xml:space="preserve">[28:08 - 28:20] </w:t>
+        <w:t xml:space="preserve"/>
       </w:r>
       <w:r>
         <w:rPr>
@@ -5898,7 +5898,7 @@
           <w:color w:val="0070C0"/>
           <w:lang w:val="es-MX"/>
         </w:rPr>
-        <w:t xml:space="preserve">[28:20 - 28:30] </w:t>
+        <w:t xml:space="preserve"/>
       </w:r>
       <w:r>
         <w:rPr>
@@ -5923,7 +5923,7 @@
           <w:color w:val="0070C0"/>
           <w:lang w:val="es-MX"/>
         </w:rPr>
-        <w:t xml:space="preserve">[28:30 - 28:42] </w:t>
+        <w:t xml:space="preserve"/>
       </w:r>
       <w:r>
         <w:rPr>
@@ -5948,7 +5948,7 @@
           <w:color w:val="0070C0"/>
           <w:lang w:val="es-MX"/>
         </w:rPr>
-        <w:t xml:space="preserve">[28:42 - 28:53] </w:t>
+        <w:t xml:space="preserve"/>
       </w:r>
       <w:r>
         <w:rPr>
@@ -5973,7 +5973,7 @@
           <w:color w:val="0070C0"/>
           <w:lang w:val="es-MX"/>
         </w:rPr>
-        <w:t xml:space="preserve">[28:54 - 29:06] </w:t>
+        <w:t xml:space="preserve"/>
       </w:r>
       <w:r>
         <w:rPr>
@@ -5998,7 +5998,7 @@
           <w:color w:val="0070C0"/>
           <w:lang w:val="es-MX"/>
         </w:rPr>
-        <w:t xml:space="preserve">[29:06 - 29:13] </w:t>
+        <w:t xml:space="preserve"/>
       </w:r>
       <w:r>
         <w:rPr>
@@ -6053,7 +6053,7 @@
           <w:color w:val="0070C0"/>
           <w:lang w:val="es-MX"/>
         </w:rPr>
-        <w:t xml:space="preserve">[29:14 - 29:27] </w:t>
+        <w:t xml:space="preserve"/>
       </w:r>
       <w:r>
         <w:rPr>
@@ -6078,7 +6078,7 @@
           <w:color w:val="0070C0"/>
           <w:lang w:val="es-MX"/>
         </w:rPr>
-        <w:t xml:space="preserve">[29:27 - 29:32] </w:t>
+        <w:t xml:space="preserve"/>
       </w:r>
       <w:r>
         <w:rPr>
@@ -6134,7 +6134,7 @@
           <w:color w:val="0070C0"/>
           <w:lang w:val="es-MX"/>
         </w:rPr>
-        <w:t xml:space="preserve">[29:33 - 29:46] </w:t>
+        <w:t xml:space="preserve"/>
       </w:r>
       <w:r>
         <w:rPr>
@@ -6159,7 +6159,7 @@
           <w:color w:val="0070C0"/>
           <w:lang w:val="es-MX"/>
         </w:rPr>
-        <w:t xml:space="preserve">[29:46 - 29:58] </w:t>
+        <w:t xml:space="preserve"/>
       </w:r>
       <w:r>
         <w:rPr>
@@ -6218,7 +6218,7 @@
           <w:color w:val="0070C0"/>
           <w:lang w:val="es-MX"/>
         </w:rPr>
-        <w:t xml:space="preserve">[29:58 - 30:10] </w:t>
+        <w:t xml:space="preserve"/>
       </w:r>
       <w:r>
         <w:rPr>
@@ -6243,7 +6243,7 @@
           <w:color w:val="0070C0"/>
           <w:lang w:val="es-MX"/>
         </w:rPr>
-        <w:t xml:space="preserve">[30:10 - 30:21] </w:t>
+        <w:t xml:space="preserve"/>
       </w:r>
       <w:r>
         <w:rPr>
@@ -6369,7 +6369,7 @@
           <w:color w:val="0070C0"/>
           <w:lang w:val="es-MX"/>
         </w:rPr>
-        <w:t xml:space="preserve">[30:23 - 30:23] </w:t>
+        <w:t xml:space="preserve"/>
       </w:r>
       <w:r>
         <w:rPr>
@@ -6426,7 +6426,7 @@
           <w:color w:val="0070C0"/>
           <w:lang w:val="es-MX"/>
         </w:rPr>
-        <w:t xml:space="preserve">[30:24 - 30:28] </w:t>
+        <w:t xml:space="preserve"/>
       </w:r>
       <w:r>
         <w:rPr>
@@ -6481,7 +6481,7 @@
           <w:color w:val="0070C0"/>
           <w:lang w:val="es-MX"/>
         </w:rPr>
-        <w:t xml:space="preserve">[30:28 - 30:40] </w:t>
+        <w:t xml:space="preserve"/>
       </w:r>
       <w:r>
         <w:rPr>
@@ -6506,7 +6506,7 @@
           <w:color w:val="0070C0"/>
           <w:lang w:val="es-MX"/>
         </w:rPr>
-        <w:t xml:space="preserve">[30:42 - 30:54] </w:t>
+        <w:t xml:space="preserve"/>
       </w:r>
       <w:r>
         <w:rPr>
@@ -6531,7 +6531,7 @@
           <w:color w:val="0070C0"/>
           <w:lang w:val="es-MX"/>
         </w:rPr>
-        <w:t xml:space="preserve">[30:54 - 30:57] </w:t>
+        <w:t xml:space="preserve"/>
       </w:r>
       <w:r>
         <w:rPr>
@@ -6586,7 +6586,7 @@
           <w:color w:val="0070C0"/>
           <w:lang w:val="es-MX"/>
         </w:rPr>
-        <w:t xml:space="preserve">[30:58 - 31:02] </w:t>
+        <w:t xml:space="preserve"/>
       </w:r>
       <w:r>
         <w:rPr>
@@ -6658,7 +6658,7 @@
           <w:color w:val="0070C0"/>
           <w:lang w:val="es-MX"/>
         </w:rPr>
-        <w:t xml:space="preserve">[31:03 - 31:07] </w:t>
+        <w:t xml:space="preserve"/>
       </w:r>
       <w:r>
         <w:rPr>
@@ -6714,7 +6714,7 @@
           <w:color w:val="0070C0"/>
           <w:lang w:val="es-MX"/>
         </w:rPr>
-        <w:t xml:space="preserve">[31:10 - 31:18] </w:t>
+        <w:t xml:space="preserve"/>
       </w:r>
       <w:r>
         <w:rPr>
@@ -6769,7 +6769,7 @@
           <w:color w:val="0070C0"/>
           <w:lang w:val="es-MX"/>
         </w:rPr>
-        <w:t xml:space="preserve">[31:18 - 31:29] </w:t>
+        <w:t xml:space="preserve"/>
       </w:r>
       <w:r>
         <w:rPr>
@@ -6828,7 +6828,7 @@
           <w:color w:val="0070C0"/>
           <w:lang w:val="es-MX"/>
         </w:rPr>
-        <w:t xml:space="preserve">[31:29 - 31:41] </w:t>
+        <w:t xml:space="preserve"/>
       </w:r>
       <w:r>
         <w:rPr>
@@ -6879,7 +6879,7 @@
           <w:color w:val="0070C0"/>
           <w:lang w:val="es-MX"/>
         </w:rPr>
-        <w:t xml:space="preserve">[31:41 - 31:53] </w:t>
+        <w:t xml:space="preserve"/>
       </w:r>
       <w:r>
         <w:rPr>
@@ -6904,7 +6904,7 @@
           <w:color w:val="0070C0"/>
           <w:lang w:val="es-MX"/>
         </w:rPr>
-        <w:t xml:space="preserve">[31:53 - 32:06] </w:t>
+        <w:t xml:space="preserve"/>
       </w:r>
       <w:r>
         <w:rPr>
@@ -6929,7 +6929,7 @@
           <w:color w:val="0070C0"/>
           <w:lang w:val="es-MX"/>
         </w:rPr>
-        <w:t xml:space="preserve">[32:06 - 32:18] </w:t>
+        <w:t xml:space="preserve"/>
       </w:r>
       <w:r>
         <w:rPr>
@@ -6971,7 +6971,7 @@
           <w:color w:val="0070C0"/>
           <w:lang w:val="es-MX"/>
         </w:rPr>
-        <w:t xml:space="preserve">[32:18 - 32:31] </w:t>
+        <w:t xml:space="preserve"/>
       </w:r>
       <w:r>
         <w:rPr>
@@ -7013,7 +7013,7 @@
           <w:color w:val="0070C0"/>
           <w:lang w:val="es-MX"/>
         </w:rPr>
-        <w:t xml:space="preserve">[32:32 - 32:44] </w:t>
+        <w:t xml:space="preserve"/>
       </w:r>
       <w:r>
         <w:rPr>
@@ -7055,7 +7055,7 @@
           <w:color w:val="0070C0"/>
           <w:lang w:val="es-MX"/>
         </w:rPr>
-        <w:t xml:space="preserve">[32:44 - 32:55] </w:t>
+        <w:t xml:space="preserve"/>
       </w:r>
       <w:r>
         <w:rPr>
@@ -7080,7 +7080,7 @@
           <w:color w:val="0070C0"/>
           <w:lang w:val="es-MX"/>
         </w:rPr>
-        <w:t xml:space="preserve">[32:55 - 33:07] </w:t>
+        <w:t xml:space="preserve"/>
       </w:r>
       <w:r>
         <w:rPr>
@@ -7122,7 +7122,7 @@
           <w:color w:val="0070C0"/>
           <w:lang w:val="es-MX"/>
         </w:rPr>
-        <w:t xml:space="preserve">[33:07 - 33:20] </w:t>
+        <w:t xml:space="preserve"/>
       </w:r>
       <w:r>
         <w:rPr>
@@ -7182,7 +7182,7 @@
           <w:lang w:val="es-MX"/>
         </w:rPr>
         <w:lastRenderedPageBreak/>
-        <w:t xml:space="preserve">[33:20 - 33:32] </w:t>
+        <w:t xml:space="preserve"/>
       </w:r>
       <w:r>
         <w:rPr>
@@ -7216,7 +7216,7 @@
           <w:color w:val="0070C0"/>
           <w:lang w:val="es-MX"/>
         </w:rPr>
-        <w:t xml:space="preserve">[33:32 - 33:43] </w:t>
+        <w:t xml:space="preserve"/>
       </w:r>
       <w:r>
         <w:rPr>
@@ -7241,7 +7241,7 @@
           <w:color w:val="0070C0"/>
           <w:lang w:val="es-MX"/>
         </w:rPr>
-        <w:t xml:space="preserve">[33:43 - 33:55] </w:t>
+        <w:t xml:space="preserve"/>
       </w:r>
       <w:r>
         <w:rPr>
@@ -7266,7 +7266,7 @@
           <w:color w:val="0070C0"/>
           <w:lang w:val="es-MX"/>
         </w:rPr>
-        <w:t xml:space="preserve">[33:55 - 34:07] </w:t>
+        <w:t xml:space="preserve"/>
       </w:r>
       <w:r>
         <w:rPr>
@@ -7291,7 +7291,7 @@
           <w:color w:val="0070C0"/>
           <w:lang w:val="es-MX"/>
         </w:rPr>
-        <w:t xml:space="preserve">[34:08 - 34:20] </w:t>
+        <w:t xml:space="preserve"/>
       </w:r>
       <w:r>
         <w:rPr>
@@ -7349,7 +7349,7 @@
           <w:color w:val="0070C0"/>
           <w:lang w:val="es-MX"/>
         </w:rPr>
-        <w:t xml:space="preserve">[34:20 - 34:31] </w:t>
+        <w:t xml:space="preserve"/>
       </w:r>
       <w:r>
         <w:rPr>
@@ -7392,7 +7392,7 @@
           <w:color w:val="0070C0"/>
           <w:lang w:val="es-MX"/>
         </w:rPr>
-        <w:t xml:space="preserve">[34:32 - 34:43] </w:t>
+        <w:t xml:space="preserve"/>
       </w:r>
       <w:r>
         <w:rPr>
@@ -7417,7 +7417,7 @@
           <w:color w:val="0070C0"/>
           <w:lang w:val="es-MX"/>
         </w:rPr>
-        <w:t xml:space="preserve">[34:43 - 34:56] </w:t>
+        <w:t xml:space="preserve"/>
       </w:r>
       <w:r>
         <w:rPr>
@@ -7442,7 +7442,7 @@
           <w:color w:val="0070C0"/>
           <w:lang w:val="es-MX"/>
         </w:rPr>
-        <w:t xml:space="preserve">[34:56 - 35:08] </w:t>
+        <w:t xml:space="preserve"/>
       </w:r>
       <w:r>
         <w:rPr>
@@ -7467,7 +7467,7 @@
           <w:color w:val="0070C0"/>
           <w:lang w:val="es-MX"/>
         </w:rPr>
-        <w:t xml:space="preserve">[35:08 - 35:13] </w:t>
+        <w:t xml:space="preserve"/>
       </w:r>
       <w:r>
         <w:rPr>
@@ -7522,7 +7522,7 @@
           <w:color w:val="0070C0"/>
           <w:lang w:val="es-MX"/>
         </w:rPr>
-        <w:t xml:space="preserve">[35:14 - 35:21] </w:t>
+        <w:t xml:space="preserve"/>
       </w:r>
       <w:r>
         <w:rPr>
@@ -7578,7 +7578,7 @@
           <w:lang w:val="es-MX"/>
         </w:rPr>
         <w:lastRenderedPageBreak/>
-        <w:t xml:space="preserve">[35:22 - 35:34] </w:t>
+        <w:t xml:space="preserve"/>
       </w:r>
       <w:r>
         <w:rPr>
@@ -7603,7 +7603,7 @@
           <w:color w:val="0070C0"/>
           <w:lang w:val="es-MX"/>
         </w:rPr>
-        <w:t xml:space="preserve">[35:34 - 35:46] </w:t>
+        <w:t xml:space="preserve"/>
       </w:r>
       <w:r>
         <w:rPr>
@@ -7628,7 +7628,7 @@
           <w:color w:val="0070C0"/>
           <w:lang w:val="es-MX"/>
         </w:rPr>
-        <w:t xml:space="preserve">[35:46 - 35:58] </w:t>
+        <w:t xml:space="preserve"/>
       </w:r>
       <w:r>
         <w:rPr>
@@ -7653,7 +7653,7 @@
           <w:color w:val="0070C0"/>
           <w:lang w:val="es-MX"/>
         </w:rPr>
-        <w:t xml:space="preserve">[35:58 - 36:09] </w:t>
+        <w:t xml:space="preserve"/>
       </w:r>
       <w:r>
         <w:rPr>
@@ -7678,7 +7678,7 @@
           <w:color w:val="0070C0"/>
           <w:lang w:val="es-MX"/>
         </w:rPr>
-        <w:t xml:space="preserve">[36:09 - 36:21] </w:t>
+        <w:t xml:space="preserve"/>
       </w:r>
       <w:r>
         <w:rPr>
@@ -7703,7 +7703,7 @@
           <w:color w:val="0070C0"/>
           <w:lang w:val="es-MX"/>
         </w:rPr>
-        <w:t xml:space="preserve">[36:21 - 36:33] </w:t>
+        <w:t xml:space="preserve"/>
       </w:r>
       <w:r>
         <w:rPr>
@@ -7728,7 +7728,7 @@
           <w:color w:val="0070C0"/>
           <w:lang w:val="es-MX"/>
         </w:rPr>
-        <w:t xml:space="preserve">[36:33 - 36:45] </w:t>
+        <w:t xml:space="preserve"/>
       </w:r>
       <w:r>
         <w:rPr>
@@ -7753,7 +7753,7 @@
           <w:color w:val="0070C0"/>
           <w:lang w:val="es-MX"/>
         </w:rPr>
-        <w:t xml:space="preserve">[36:46 - 36:58] </w:t>
+        <w:t xml:space="preserve"/>
       </w:r>
       <w:r>
         <w:rPr>
@@ -7778,7 +7778,7 @@
           <w:color w:val="0070C0"/>
           <w:lang w:val="es-MX"/>
         </w:rPr>
-        <w:t xml:space="preserve">[36:58 - 37:10] </w:t>
+        <w:t xml:space="preserve"/>
       </w:r>
       <w:r>
         <w:rPr>
@@ -7803,7 +7803,7 @@
           <w:color w:val="0070C0"/>
           <w:lang w:val="es-MX"/>
         </w:rPr>
-        <w:t xml:space="preserve">[37:10 - 37:14] </w:t>
+        <w:t xml:space="preserve"/>
       </w:r>
       <w:r>
         <w:rPr>
@@ -7858,7 +7858,7 @@
           <w:color w:val="0070C0"/>
           <w:lang w:val="es-MX"/>
         </w:rPr>
-        <w:t xml:space="preserve">[37:16 - 37:28] </w:t>
+        <w:t xml:space="preserve"/>
       </w:r>
       <w:r>
         <w:rPr>
@@ -7884,7 +7884,7 @@
           <w:lang w:val="es-MX"/>
         </w:rPr>
         <w:lastRenderedPageBreak/>
-        <w:t xml:space="preserve">[37:28 - 37:40] </w:t>
+        <w:t xml:space="preserve"/>
       </w:r>
       <w:r>
         <w:rPr>
@@ -7939,7 +7939,7 @@
           <w:color w:val="0070C0"/>
           <w:lang w:val="es-MX"/>
         </w:rPr>
-        <w:t xml:space="preserve">[37:40 - 37:53] </w:t>
+        <w:t xml:space="preserve"/>
       </w:r>
       <w:r>
         <w:rPr>
@@ -7964,7 +7964,7 @@
           <w:color w:val="0070C0"/>
           <w:lang w:val="es-MX"/>
         </w:rPr>
-        <w:t xml:space="preserve">[37:53 - 38:05] </w:t>
+        <w:t xml:space="preserve"/>
       </w:r>
       <w:r>
         <w:rPr>
@@ -7989,7 +7989,7 @@
           <w:color w:val="0070C0"/>
           <w:lang w:val="es-MX"/>
         </w:rPr>
-        <w:t xml:space="preserve">[38:05 - 38:18] </w:t>
+        <w:t xml:space="preserve"/>
       </w:r>
       <w:r>
         <w:rPr>
@@ -8014,7 +8014,7 @@
           <w:color w:val="0070C0"/>
           <w:lang w:val="es-MX"/>
         </w:rPr>
-        <w:t xml:space="preserve">[38:18 - 38:31] </w:t>
+        <w:t xml:space="preserve"/>
       </w:r>
       <w:r>
         <w:rPr>
@@ -8069,7 +8069,7 @@
           <w:color w:val="0070C0"/>
           <w:lang w:val="es-MX"/>
         </w:rPr>
-        <w:t xml:space="preserve">[38:33 - 38:44] </w:t>
+        <w:t xml:space="preserve"/>
       </w:r>
       <w:r>
         <w:rPr>
@@ -8094,7 +8094,7 @@
           <w:color w:val="0070C0"/>
           <w:lang w:val="es-MX"/>
         </w:rPr>
-        <w:t xml:space="preserve">[38:44 - 38:57] </w:t>
+        <w:t xml:space="preserve"/>
       </w:r>
       <w:r>
         <w:rPr>
@@ -8119,7 +8119,7 @@
           <w:color w:val="0070C0"/>
           <w:lang w:val="es-MX"/>
         </w:rPr>
-        <w:t xml:space="preserve">[38:57 - 39:02] </w:t>
+        <w:t xml:space="preserve"/>
       </w:r>
       <w:r>
         <w:rPr>
@@ -8174,7 +8174,7 @@
           <w:color w:val="0070C0"/>
           <w:lang w:val="es-MX"/>
         </w:rPr>
-        <w:t xml:space="preserve">[39:03 - 39:13] </w:t>
+        <w:t xml:space="preserve"/>
       </w:r>
       <w:r>
         <w:rPr>
@@ -8216,7 +8216,7 @@
           <w:color w:val="0070C0"/>
           <w:lang w:val="es-MX"/>
         </w:rPr>
-        <w:t xml:space="preserve">[39:15 - 39:26] </w:t>
+        <w:t xml:space="preserve"/>
       </w:r>
       <w:r>
         <w:rPr>
@@ -8259,7 +8259,7 @@
           <w:lang w:val="es-MX"/>
         </w:rPr>
         <w:lastRenderedPageBreak/>
-        <w:t xml:space="preserve">[39:27 - 39:39] </w:t>
+        <w:t xml:space="preserve"/>
       </w:r>
       <w:r>
         <w:rPr>
@@ -8301,7 +8301,7 @@
           <w:color w:val="0070C0"/>
           <w:lang w:val="es-MX"/>
         </w:rPr>
-        <w:t xml:space="preserve">[39:40 - 39:51] </w:t>
+        <w:t xml:space="preserve"/>
       </w:r>
       <w:r>
         <w:rPr>
@@ -8326,7 +8326,7 @@
           <w:color w:val="0070C0"/>
           <w:lang w:val="es-MX"/>
         </w:rPr>
-        <w:t xml:space="preserve">[39:51 - 40:03] </w:t>
+        <w:t xml:space="preserve"/>
       </w:r>
       <w:r>
         <w:rPr>
@@ -8351,7 +8351,7 @@
           <w:color w:val="0070C0"/>
           <w:lang w:val="es-MX"/>
         </w:rPr>
-        <w:t xml:space="preserve">[40:03 - 40:11] </w:t>
+        <w:t xml:space="preserve"/>
       </w:r>
       <w:r>
         <w:rPr>
@@ -8408,7 +8408,7 @@
           <w:color w:val="0070C0"/>
           <w:lang w:val="es-MX"/>
         </w:rPr>
-        <w:t xml:space="preserve">[40:14 - 40:25] </w:t>
+        <w:t xml:space="preserve"/>
       </w:r>
       <w:r>
         <w:rPr>
@@ -8433,7 +8433,7 @@
           <w:color w:val="0070C0"/>
           <w:lang w:val="es-MX"/>
         </w:rPr>
-        <w:t xml:space="preserve">[40:26 - 40:29] </w:t>
+        <w:t xml:space="preserve"/>
       </w:r>
       <w:r>
         <w:rPr>
@@ -8488,7 +8488,7 @@
           <w:color w:val="0070C0"/>
           <w:lang w:val="es-MX"/>
         </w:rPr>
-        <w:t xml:space="preserve">[40:32 - 40:35] </w:t>
+        <w:t xml:space="preserve"/>
       </w:r>
       <w:r>
         <w:rPr>
@@ -8543,7 +8543,7 @@
           <w:color w:val="0070C0"/>
           <w:lang w:val="es-MX"/>
         </w:rPr>
-        <w:t xml:space="preserve">[40:37 - 40:40] </w:t>
+        <w:t xml:space="preserve"/>
       </w:r>
       <w:r>
         <w:rPr>
@@ -8568,7 +8568,7 @@
           <w:color w:val="0070C0"/>
           <w:lang w:val="es-MX"/>
         </w:rPr>
-        <w:t xml:space="preserve">[40:40 - 40:41] </w:t>
+        <w:t xml:space="preserve"/>
       </w:r>
       <w:r>
         <w:rPr>
@@ -8623,7 +8623,7 @@
           <w:color w:val="0070C0"/>
           <w:lang w:val="es-MX"/>
         </w:rPr>
-        <w:t xml:space="preserve">[40:42 - 40:54] </w:t>
+        <w:t xml:space="preserve"/>
       </w:r>
       <w:r>
         <w:rPr>
@@ -8649,7 +8649,7 @@
           <w:lang w:val="es-MX"/>
         </w:rPr>
         <w:lastRenderedPageBreak/>
-        <w:t xml:space="preserve">[40:54 - 41:06] </w:t>
+        <w:t xml:space="preserve"/>
       </w:r>
       <w:r>
         <w:rPr>
@@ -8674,7 +8674,7 @@
           <w:color w:val="0070C0"/>
           <w:lang w:val="es-MX"/>
         </w:rPr>
-        <w:t xml:space="preserve">[41:06 - 41:18] </w:t>
+        <w:t xml:space="preserve"/>
       </w:r>
       <w:r>
         <w:rPr>
@@ -8699,7 +8699,7 @@
           <w:color w:val="0070C0"/>
           <w:lang w:val="es-MX"/>
         </w:rPr>
-        <w:t xml:space="preserve">[41:18 - 41:30] </w:t>
+        <w:t xml:space="preserve"/>
       </w:r>
       <w:r>
         <w:rPr>
@@ -8724,7 +8724,7 @@
           <w:color w:val="0070C0"/>
           <w:lang w:val="es-MX"/>
         </w:rPr>
-        <w:t xml:space="preserve">[41:30 - 41:42] </w:t>
+        <w:t xml:space="preserve"/>
       </w:r>
       <w:r>
         <w:rPr>
@@ -8749,7 +8749,7 @@
           <w:color w:val="0070C0"/>
           <w:lang w:val="es-MX"/>
         </w:rPr>
-        <w:t xml:space="preserve">[41:42 - 41:54] </w:t>
+        <w:t xml:space="preserve"/>
       </w:r>
       <w:r>
         <w:rPr>
@@ -8774,7 +8774,7 @@
           <w:color w:val="0070C0"/>
           <w:lang w:val="es-MX"/>
         </w:rPr>
-        <w:t xml:space="preserve">[41:54 - 42:06] </w:t>
+        <w:t xml:space="preserve"/>
       </w:r>
       <w:r>
         <w:rPr>
@@ -8816,7 +8816,7 @@
           <w:color w:val="0070C0"/>
           <w:lang w:val="es-MX"/>
         </w:rPr>
-        <w:t xml:space="preserve">[42:06 - 42:18] </w:t>
+        <w:t xml:space="preserve"/>
       </w:r>
       <w:r>
         <w:rPr>
@@ -8841,7 +8841,7 @@
           <w:color w:val="0070C0"/>
           <w:lang w:val="es-MX"/>
         </w:rPr>
-        <w:t xml:space="preserve">[42:18 - 42:30] </w:t>
+        <w:t xml:space="preserve"/>
       </w:r>
       <w:r>
         <w:rPr>
@@ -8866,7 +8866,7 @@
           <w:color w:val="0070C0"/>
           <w:lang w:val="es-MX"/>
         </w:rPr>
-        <w:t xml:space="preserve">[42:30 - 42:42] </w:t>
+        <w:t xml:space="preserve"/>
       </w:r>
       <w:r>
         <w:rPr>
@@ -8891,7 +8891,7 @@
           <w:color w:val="0070C0"/>
           <w:lang w:val="es-MX"/>
         </w:rPr>
-        <w:t xml:space="preserve">[42:42 - 42:55] </w:t>
+        <w:t xml:space="preserve"/>
       </w:r>
       <w:r>
         <w:rPr>
@@ -8916,7 +8916,7 @@
           <w:color w:val="0070C0"/>
           <w:lang w:val="es-MX"/>
         </w:rPr>
-        <w:t xml:space="preserve">[42:56 - 43:08] </w:t>
+        <w:t xml:space="preserve"/>
       </w:r>
       <w:r>
         <w:rPr>
@@ -8941,7 +8941,7 @@
           <w:color w:val="0070C0"/>
           <w:lang w:val="es-MX"/>
         </w:rPr>
-        <w:t xml:space="preserve">[43:08 - 43:16] </w:t>
+        <w:t xml:space="preserve"/>
       </w:r>
       <w:r>
         <w:rPr>
@@ -8997,7 +8997,7 @@
           <w:color w:val="0070C0"/>
           <w:lang w:val="es-MX"/>
         </w:rPr>
-        <w:t xml:space="preserve">[43:17 - 43:30] </w:t>
+        <w:t xml:space="preserve"/>
       </w:r>
       <w:r>
         <w:rPr>
@@ -9022,7 +9022,7 @@
           <w:color w:val="0070C0"/>
           <w:lang w:val="es-MX"/>
         </w:rPr>
-        <w:t xml:space="preserve">[43:30 - 43:33] </w:t>
+        <w:t xml:space="preserve"/>
       </w:r>
       <w:r>
         <w:rPr>
@@ -9077,7 +9077,7 @@
           <w:color w:val="0070C0"/>
           <w:lang w:val="es-MX"/>
         </w:rPr>
-        <w:t xml:space="preserve">[43:33 - 43:44] </w:t>
+        <w:t xml:space="preserve"/>
       </w:r>
       <w:r>
         <w:rPr>
@@ -9119,7 +9119,7 @@
           <w:color w:val="0070C0"/>
           <w:lang w:val="es-MX"/>
         </w:rPr>
-        <w:t xml:space="preserve">[43:46 - 43:51] </w:t>
+        <w:t xml:space="preserve"/>
       </w:r>
       <w:r>
         <w:rPr>
@@ -9227,7 +9227,7 @@
           <w:color w:val="0070C0"/>
           <w:lang w:val="es-MX"/>
         </w:rPr>
-        <w:t xml:space="preserve">[43:54 - 43:58] </w:t>
+        <w:t xml:space="preserve"/>
       </w:r>
       <w:r>
         <w:rPr>
@@ -9282,7 +9282,7 @@
           <w:color w:val="0070C0"/>
           <w:lang w:val="es-MX"/>
         </w:rPr>
-        <w:t xml:space="preserve">[43:58 - 44:00] </w:t>
+        <w:t xml:space="preserve"/>
       </w:r>
       <w:r>
         <w:rPr>
@@ -9337,7 +9337,7 @@
           <w:color w:val="0070C0"/>
           <w:lang w:val="es-MX"/>
         </w:rPr>
-        <w:t xml:space="preserve">[44:01 - 44:02] </w:t>
+        <w:t xml:space="preserve"/>
       </w:r>
       <w:r>
         <w:rPr>
@@ -9394,7 +9394,7 @@
           <w:color w:val="0070C0"/>
           <w:lang w:val="es-MX"/>
         </w:rPr>
-        <w:t xml:space="preserve">[44:02 - 44:14] </w:t>
+        <w:t xml:space="preserve"/>
       </w:r>
       <w:r>
         <w:rPr>
@@ -9419,7 +9419,7 @@
           <w:color w:val="0070C0"/>
           <w:lang w:val="es-MX"/>
         </w:rPr>
-        <w:t xml:space="preserve">[44:18 - 44:21] </w:t>
+        <w:t xml:space="preserve"/>
       </w:r>
       <w:r>
         <w:rPr>
@@ -9444,7 +9444,7 @@
           <w:color w:val="0070C0"/>
           <w:lang w:val="es-MX"/>
         </w:rPr>
-        <w:t xml:space="preserve">[44:31 - 44:38] </w:t>
+        <w:t xml:space="preserve"/>
       </w:r>
       <w:r>
         <w:rPr>
@@ -9467,7 +9467,7 @@
           <w:rFonts w:ascii="Aptos" w:eastAsia="Aptos" w:hAnsi="Aptos" w:cs="Aptos"/>
           <w:color w:val="0070C0"/>
         </w:rPr>
-        <w:t xml:space="preserve">[44:38 - 44:49] </w:t>
+        <w:t xml:space="preserve"/>
       </w:r>
       <w:proofErr w:type="spellStart"/>
       <w:r>
@@ -9517,7 +9517,7 @@
           <w:lang w:val="es-MX"/>
         </w:rPr>
         <w:lastRenderedPageBreak/>
-        <w:t xml:space="preserve">[44:54 - 45:04] </w:t>
+        <w:t xml:space="preserve"/>
       </w:r>
       <w:r>
         <w:rPr>
@@ -9585,7 +9585,7 @@
           <w:color w:val="0070C0"/>
           <w:lang w:val="es-MX"/>
         </w:rPr>
-        <w:t xml:space="preserve">[45:09 - 45:20] </w:t>
+        <w:t xml:space="preserve"/>
       </w:r>
       <w:r>
         <w:rPr>
@@ -9627,7 +9627,7 @@
           <w:color w:val="0070C0"/>
           <w:lang w:val="es-MX"/>
         </w:rPr>
-        <w:t xml:space="preserve">[45:23 - 45:36] </w:t>
+        <w:t xml:space="preserve"/>
       </w:r>
       <w:r>
         <w:rPr>
@@ -9669,7 +9669,7 @@
           <w:color w:val="0070C0"/>
           <w:lang w:val="es-MX"/>
         </w:rPr>
-        <w:t xml:space="preserve">[45:37 - 45:44] </w:t>
+        <w:t xml:space="preserve"/>
       </w:r>
       <w:r>
         <w:rPr>
@@ -9741,7 +9741,7 @@
           <w:color w:val="0070C0"/>
           <w:lang w:val="es-MX"/>
         </w:rPr>
-        <w:t xml:space="preserve">[45:45 - 45:57] </w:t>
+        <w:t xml:space="preserve"/>
       </w:r>
       <w:r>
         <w:rPr>
@@ -9766,7 +9766,7 @@
           <w:color w:val="0070C0"/>
           <w:lang w:val="es-MX"/>
         </w:rPr>
-        <w:t xml:space="preserve">[45:57 - 46:04] </w:t>
+        <w:t xml:space="preserve"/>
       </w:r>
       <w:r>
         <w:rPr>
@@ -9821,7 +9821,7 @@
           <w:color w:val="0070C0"/>
           <w:lang w:val="es-MX"/>
         </w:rPr>
-        <w:t xml:space="preserve">[46:05 - 46:16] </w:t>
+        <w:t xml:space="preserve"/>
       </w:r>
       <w:r>
         <w:rPr>
@@ -9846,7 +9846,7 @@
           <w:color w:val="0070C0"/>
           <w:lang w:val="es-MX"/>
         </w:rPr>
-        <w:t xml:space="preserve">[46:16 - 46:29] </w:t>
+        <w:t xml:space="preserve"/>
       </w:r>
       <w:r>
         <w:rPr>
@@ -9871,7 +9871,7 @@
           <w:color w:val="0070C0"/>
           <w:lang w:val="es-MX"/>
         </w:rPr>
-        <w:t xml:space="preserve">[46:29 - 46:40] </w:t>
+        <w:t xml:space="preserve"/>
       </w:r>
       <w:r>
         <w:rPr>
@@ -9913,7 +9913,7 @@
           <w:color w:val="0070C0"/>
           <w:lang w:val="es-MX"/>
         </w:rPr>
-        <w:t xml:space="preserve">[46:40 - 46:51] </w:t>
+        <w:t xml:space="preserve"/>
       </w:r>
       <w:r>
         <w:rPr>
@@ -9938,7 +9938,7 @@
           <w:color w:val="0070C0"/>
           <w:lang w:val="es-MX"/>
         </w:rPr>
-        <w:t xml:space="preserve">[46:52 - 47:05] </w:t>
+        <w:t xml:space="preserve"/>
       </w:r>
       <w:r>
         <w:rPr>
@@ -9980,7 +9980,7 @@
           <w:color w:val="0070C0"/>
           <w:lang w:val="es-MX"/>
         </w:rPr>
-        <w:t xml:space="preserve">[47:06 - 47:18] </w:t>
+        <w:t xml:space="preserve"/>
       </w:r>
       <w:r>
         <w:rPr>
@@ -10006,7 +10006,7 @@
           <w:lang w:val="es-MX"/>
         </w:rPr>
         <w:lastRenderedPageBreak/>
-        <w:t xml:space="preserve">[47:18 - 47:30] </w:t>
+        <w:t xml:space="preserve"/>
       </w:r>
       <w:r>
         <w:rPr>
@@ -10040,7 +10040,7 @@
           <w:color w:val="0070C0"/>
           <w:lang w:val="es-MX"/>
         </w:rPr>
-        <w:t xml:space="preserve">[47:30 - 47:41] </w:t>
+        <w:t xml:space="preserve"/>
       </w:r>
       <w:r>
         <w:rPr>
@@ -10091,7 +10091,7 @@
           <w:color w:val="0070C0"/>
           <w:lang w:val="es-MX"/>
         </w:rPr>
-        <w:t xml:space="preserve">[47:44 - 47:56] </w:t>
+        <w:t xml:space="preserve"/>
       </w:r>
       <w:r>
         <w:rPr>
@@ -10116,7 +10116,7 @@
           <w:color w:val="0070C0"/>
           <w:lang w:val="es-MX"/>
         </w:rPr>
-        <w:t xml:space="preserve">[47:56 - 48:08] </w:t>
+        <w:t xml:space="preserve"/>
       </w:r>
       <w:r>
         <w:rPr>
@@ -10158,7 +10158,7 @@
           <w:color w:val="0070C0"/>
           <w:lang w:val="es-MX"/>
         </w:rPr>
-        <w:t xml:space="preserve">[48:08 - 48:21] </w:t>
+        <w:t xml:space="preserve"/>
       </w:r>
       <w:r>
         <w:rPr>
@@ -10200,7 +10200,7 @@
           <w:color w:val="0070C0"/>
           <w:lang w:val="es-MX"/>
         </w:rPr>
-        <w:t xml:space="preserve">[48:21 - 48:27] </w:t>
+        <w:t xml:space="preserve"/>
       </w:r>
       <w:r>
         <w:rPr>
@@ -10255,7 +10255,7 @@
           <w:color w:val="0070C0"/>
           <w:lang w:val="es-MX"/>
         </w:rPr>
-        <w:t xml:space="preserve">[48:31 - 48:44] </w:t>
+        <w:t xml:space="preserve"/>
       </w:r>
       <w:r>
         <w:rPr>
@@ -10310,7 +10310,7 @@
           <w:color w:val="0070C0"/>
           <w:lang w:val="es-MX"/>
         </w:rPr>
-        <w:t xml:space="preserve">[48:46 - 48:52] </w:t>
+        <w:t xml:space="preserve"/>
       </w:r>
       <w:r>
         <w:rPr>
@@ -10367,7 +10367,7 @@
           <w:color w:val="0070C0"/>
           <w:lang w:val="es-MX"/>
         </w:rPr>
-        <w:t xml:space="preserve">[48:53 - 48:53] </w:t>
+        <w:t xml:space="preserve"/>
       </w:r>
       <w:r>
         <w:rPr>
@@ -10422,7 +10422,7 @@
           <w:color w:val="0070C0"/>
           <w:lang w:val="es-MX"/>
         </w:rPr>
-        <w:t xml:space="preserve">[48:54 - 49:06] </w:t>
+        <w:t xml:space="preserve"/>
       </w:r>
       <w:r>
         <w:rPr>
@@ -10526,7 +10526,7 @@
           <w:lang w:val="es-MX"/>
         </w:rPr>
         <w:lastRenderedPageBreak/>
-        <w:t xml:space="preserve">[49:06 - 49:18] </w:t>
+        <w:t xml:space="preserve"/>
       </w:r>
       <w:r>
         <w:rPr>
@@ -10597,7 +10597,7 @@
           <w:color w:val="0070C0"/>
           <w:lang w:val="es-MX"/>
         </w:rPr>
-        <w:t xml:space="preserve">[49:18 - 49:30] </w:t>
+        <w:t xml:space="preserve"/>
       </w:r>
       <w:r>
         <w:rPr>
@@ -10622,7 +10622,7 @@
           <w:color w:val="0070C0"/>
           <w:lang w:val="es-MX"/>
         </w:rPr>
-        <w:t xml:space="preserve">[49:30 - 49:33] </w:t>
+        <w:t xml:space="preserve"/>
       </w:r>
       <w:r>
         <w:rPr>
@@ -10677,7 +10677,7 @@
           <w:color w:val="0070C0"/>
           <w:lang w:val="es-MX"/>
         </w:rPr>
-        <w:t xml:space="preserve">[49:34 - 49:46] </w:t>
+        <w:t xml:space="preserve"/>
       </w:r>
       <w:r>
         <w:rPr>
@@ -10720,7 +10720,7 @@
           <w:color w:val="0070C0"/>
           <w:lang w:val="es-MX"/>
         </w:rPr>
-        <w:t xml:space="preserve">[49:46 - 49:58] </w:t>
+        <w:t xml:space="preserve"/>
       </w:r>
       <w:r>
         <w:rPr>
@@ -10745,7 +10745,7 @@
           <w:color w:val="0070C0"/>
           <w:lang w:val="es-MX"/>
         </w:rPr>
-        <w:t xml:space="preserve">[49:58 - 50:10] </w:t>
+        <w:t xml:space="preserve"/>
       </w:r>
       <w:r>
         <w:rPr>
@@ -10770,7 +10770,7 @@
           <w:color w:val="0070C0"/>
           <w:lang w:val="es-MX"/>
         </w:rPr>
-        <w:t xml:space="preserve">[50:10 - 50:22] </w:t>
+        <w:t xml:space="preserve"/>
       </w:r>
       <w:r>
         <w:rPr>
@@ -10812,7 +10812,7 @@
           <w:color w:val="0070C0"/>
           <w:lang w:val="es-MX"/>
         </w:rPr>
-        <w:t xml:space="preserve">[50:23 - 50:35] </w:t>
+        <w:t xml:space="preserve"/>
       </w:r>
       <w:r>
         <w:rPr>
@@ -10837,7 +10837,7 @@
           <w:color w:val="0070C0"/>
           <w:lang w:val="es-MX"/>
         </w:rPr>
-        <w:t xml:space="preserve">[50:35 - 50:46] </w:t>
+        <w:t xml:space="preserve"/>
       </w:r>
       <w:r>
         <w:rPr>
@@ -10862,7 +10862,7 @@
           <w:color w:val="0070C0"/>
           <w:lang w:val="es-MX"/>
         </w:rPr>
-        <w:t xml:space="preserve">[50:46 - 50:58] </w:t>
+        <w:t xml:space="preserve"/>
       </w:r>
       <w:r>
         <w:rPr>
@@ -10887,7 +10887,7 @@
           <w:color w:val="0070C0"/>
           <w:lang w:val="es-MX"/>
         </w:rPr>
-        <w:t xml:space="preserve">[50:58 - 51:03] </w:t>
+        <w:t xml:space="preserve"/>
       </w:r>
       <w:r>
         <w:rPr>
@@ -10943,7 +10943,7 @@
           <w:color w:val="0070C0"/>
           <w:lang w:val="es-MX"/>
         </w:rPr>
-        <w:t xml:space="preserve">[51:05 - 51:18] </w:t>
+        <w:t xml:space="preserve"/>
       </w:r>
       <w:r>
         <w:rPr>
@@ -10968,7 +10968,7 @@
           <w:color w:val="0070C0"/>
           <w:lang w:val="es-MX"/>
         </w:rPr>
-        <w:t xml:space="preserve">[51:18 - 51:29] </w:t>
+        <w:t xml:space="preserve"/>
       </w:r>
       <w:r>
         <w:rPr>
@@ -10993,7 +10993,7 @@
           <w:color w:val="0070C0"/>
           <w:lang w:val="es-MX"/>
         </w:rPr>
-        <w:t xml:space="preserve">[51:30 - 51:41] </w:t>
+        <w:t xml:space="preserve"/>
       </w:r>
       <w:r>
         <w:rPr>
@@ -11018,7 +11018,7 @@
           <w:color w:val="0070C0"/>
           <w:lang w:val="es-MX"/>
         </w:rPr>
-        <w:t xml:space="preserve">[51:42 - 51:54] </w:t>
+        <w:t xml:space="preserve"/>
       </w:r>
       <w:r>
         <w:rPr>
@@ -11043,7 +11043,7 @@
           <w:color w:val="0070C0"/>
           <w:lang w:val="es-MX"/>
         </w:rPr>
-        <w:t xml:space="preserve">[51:54 - 52:05] </w:t>
+        <w:t xml:space="preserve"/>
       </w:r>
       <w:r>
         <w:rPr>
@@ -11068,7 +11068,7 @@
           <w:color w:val="0070C0"/>
           <w:lang w:val="es-MX"/>
         </w:rPr>
-        <w:t xml:space="preserve">[52:05 - 52:08] </w:t>
+        <w:t xml:space="preserve"/>
       </w:r>
       <w:r>
         <w:rPr>
@@ -11123,7 +11123,7 @@
           <w:color w:val="0070C0"/>
           <w:lang w:val="es-MX"/>
         </w:rPr>
-        <w:t xml:space="preserve">[52:09 - 52:21] </w:t>
+        <w:t xml:space="preserve"/>
       </w:r>
       <w:r>
         <w:rPr>
@@ -11148,15 +11148,15 @@
           <w:color w:val="0070C0"/>
           <w:lang w:val="es-MX"/>
         </w:rPr>
-        <w:t>[52:21 - 52:32</w:t>
-      </w:r>
-      <w:r>
-        <w:rPr>
-          <w:rFonts w:ascii="Aptos" w:eastAsia="Aptos" w:hAnsi="Aptos" w:cs="Aptos"/>
-          <w:color w:val="000000" w:themeColor="text1"/>
-          <w:lang w:val="es-MX"/>
-        </w:rPr>
-        <w:t>] em português, sabe? Elas soam como palavras, mas elas são, na verdade, acrônimas. Então, eu estou feliz em conversar com vocês, porque nós temos, no topo da minha cabeça, mais de 20</w:t>
+        <w:t/>
+      </w:r>
+      <w:r>
+        <w:rPr>
+          <w:rFonts w:ascii="Aptos" w:eastAsia="Aptos" w:hAnsi="Aptos" w:cs="Aptos"/>
+          <w:color w:val="000000" w:themeColor="text1"/>
+          <w:lang w:val="es-MX"/>
+        </w:rPr>
+        <w:t>em português, sabe? Elas soam como palavras, mas elas são, na verdade, acrônimas. Então, eu estou feliz em conversar com vocês, porque nós temos, no topo da minha cabeça, mais de 20</w:t>
       </w:r>
     </w:p>
     <w:p>
@@ -11203,7 +11203,7 @@
           <w:color w:val="0070C0"/>
           <w:lang w:val="es-MX"/>
         </w:rPr>
-        <w:t xml:space="preserve">[52:34 - 52:36] </w:t>
+        <w:t xml:space="preserve"/>
       </w:r>
       <w:r>
         <w:rPr>
@@ -11258,7 +11258,7 @@
           <w:color w:val="0070C0"/>
           <w:lang w:val="es-MX"/>
         </w:rPr>
-        <w:t xml:space="preserve">[52:36 - 52:37] </w:t>
+        <w:t xml:space="preserve"/>
       </w:r>
       <w:r>
         <w:rPr>
@@ -11283,7 +11283,7 @@
           <w:color w:val="0070C0"/>
           <w:lang w:val="es-MX"/>
         </w:rPr>
-        <w:t xml:space="preserve">[52:38 - 52:38] </w:t>
+        <w:t xml:space="preserve"/>
       </w:r>
       <w:r>
         <w:rPr>
@@ -11308,7 +11308,7 @@
           <w:color w:val="0070C0"/>
           <w:lang w:val="es-MX"/>
         </w:rPr>
-        <w:t xml:space="preserve">[52:39 - 52:46] </w:t>
+        <w:t xml:space="preserve"/>
       </w:r>
       <w:r>
         <w:rPr>
@@ -11363,15 +11363,15 @@
           <w:color w:val="0070C0"/>
           <w:lang w:val="es-MX"/>
         </w:rPr>
-        <w:t>[52:46 - 52:51</w:t>
-      </w:r>
-      <w:r>
-        <w:rPr>
-          <w:rFonts w:ascii="Aptos" w:eastAsia="Aptos" w:hAnsi="Aptos" w:cs="Aptos"/>
-          <w:color w:val="000000" w:themeColor="text1"/>
-          <w:lang w:val="es-MX"/>
-        </w:rPr>
-        <w:t>] E houve alguma organização governamental envolvida também?</w:t>
+        <w:t/>
+      </w:r>
+      <w:r>
+        <w:rPr>
+          <w:rFonts w:ascii="Aptos" w:eastAsia="Aptos" w:hAnsi="Aptos" w:cs="Aptos"/>
+          <w:color w:val="000000" w:themeColor="text1"/>
+          <w:lang w:val="es-MX"/>
+        </w:rPr>
+        <w:t>E houve alguma organização governamental envolvida também?</w:t>
       </w:r>
     </w:p>
     <w:p>
@@ -11418,7 +11418,7 @@
           <w:color w:val="0070C0"/>
           <w:lang w:val="es-MX"/>
         </w:rPr>
-        <w:t xml:space="preserve">[52:52 - 52:53] </w:t>
+        <w:t xml:space="preserve"/>
       </w:r>
       <w:r>
         <w:rPr>
@@ -11443,7 +11443,7 @@
           <w:color w:val="0070C0"/>
           <w:lang w:val="es-MX"/>
         </w:rPr>
-        <w:t xml:space="preserve">[53:11 - 53:14] </w:t>
+        <w:t xml:space="preserve"/>
       </w:r>
       <w:r>
         <w:rPr>
@@ -11499,7 +11499,7 @@
           <w:color w:val="0070C0"/>
           <w:lang w:val="es-MX"/>
         </w:rPr>
-        <w:t xml:space="preserve">[53:16 - 53:28] </w:t>
+        <w:t xml:space="preserve"/>
       </w:r>
       <w:r>
         <w:rPr>
@@ -11524,7 +11524,7 @@
           <w:color w:val="0070C0"/>
           <w:lang w:val="es-MX"/>
         </w:rPr>
-        <w:t xml:space="preserve">[53:28 - 53:41] </w:t>
+        <w:t xml:space="preserve"/>
       </w:r>
       <w:r>
         <w:rPr>
@@ -11549,7 +11549,7 @@
           <w:color w:val="0070C0"/>
           <w:lang w:val="es-MX"/>
         </w:rPr>
-        <w:t xml:space="preserve">[53:41 - 53:52] </w:t>
+        <w:t xml:space="preserve"/>
       </w:r>
       <w:r>
         <w:rPr>
@@ -11574,7 +11574,7 @@
           <w:color w:val="0070C0"/>
           <w:lang w:val="es-MX"/>
         </w:rPr>
-        <w:t xml:space="preserve">[53:54 - 53:57] </w:t>
+        <w:t xml:space="preserve"/>
       </w:r>
       <w:r>
         <w:rPr>
@@ -11629,7 +11629,7 @@
           <w:color w:val="0070C0"/>
           <w:lang w:val="es-MX"/>
         </w:rPr>
-        <w:t xml:space="preserve">[53:57 - 54:03] </w:t>
+        <w:t xml:space="preserve"/>
       </w:r>
       <w:r>
         <w:rPr>
@@ -11684,7 +11684,7 @@
           <w:color w:val="0070C0"/>
           <w:lang w:val="es-MX"/>
         </w:rPr>
-        <w:t xml:space="preserve">[54:05 - 54:17] </w:t>
+        <w:t xml:space="preserve"/>
       </w:r>
       <w:r>
         <w:rPr>
@@ -11709,7 +11709,7 @@
           <w:color w:val="0070C0"/>
           <w:lang w:val="es-MX"/>
         </w:rPr>
-        <w:t xml:space="preserve">[54:18 - 54:29] </w:t>
+        <w:t xml:space="preserve"/>
       </w:r>
       <w:r>
         <w:rPr>
@@ -11735,7 +11735,7 @@
           <w:lang w:val="es-MX"/>
         </w:rPr>
         <w:lastRenderedPageBreak/>
-        <w:t xml:space="preserve">[54:30 - 54:42] </w:t>
+        <w:t xml:space="preserve"/>
       </w:r>
       <w:r>
         <w:rPr>
@@ -11790,7 +11790,7 @@
           <w:color w:val="0070C0"/>
           <w:lang w:val="es-MX"/>
         </w:rPr>
-        <w:t xml:space="preserve">[54:43 - 54:48] </w:t>
+        <w:t xml:space="preserve"/>
       </w:r>
       <w:r>
         <w:rPr>
@@ -11845,7 +11845,7 @@
           <w:color w:val="0070C0"/>
           <w:lang w:val="es-MX"/>
         </w:rPr>
-        <w:t xml:space="preserve">[54:49 - 54:52] </w:t>
+        <w:t xml:space="preserve"/>
       </w:r>
       <w:r>
         <w:rPr>
@@ -11902,7 +11902,7 @@
           <w:color w:val="0070C0"/>
           <w:lang w:val="es-MX"/>
         </w:rPr>
-        <w:t xml:space="preserve">[54:52 - 55:05] </w:t>
+        <w:t xml:space="preserve"/>
       </w:r>
       <w:r>
         <w:rPr>
@@ -11927,7 +11927,7 @@
           <w:color w:val="0070C0"/>
           <w:lang w:val="es-MX"/>
         </w:rPr>
-        <w:t xml:space="preserve">[55:05 - 55:17] </w:t>
+        <w:t xml:space="preserve"/>
       </w:r>
       <w:r>
         <w:rPr>
@@ -11952,7 +11952,7 @@
           <w:color w:val="0070C0"/>
           <w:lang w:val="es-MX"/>
         </w:rPr>
-        <w:t xml:space="preserve">[55:17 - 55:19] </w:t>
+        <w:t xml:space="preserve"/>
       </w:r>
       <w:r>
         <w:rPr>
@@ -12007,7 +12007,7 @@
           <w:color w:val="0070C0"/>
           <w:lang w:val="es-MX"/>
         </w:rPr>
-        <w:t xml:space="preserve">[55:21 - 55:32] </w:t>
+        <w:t xml:space="preserve"/>
       </w:r>
       <w:r>
         <w:rPr>
@@ -12032,7 +12032,7 @@
           <w:color w:val="0070C0"/>
           <w:lang w:val="es-MX"/>
         </w:rPr>
-        <w:t xml:space="preserve">[55:32 - 55:42] </w:t>
+        <w:t xml:space="preserve"/>
       </w:r>
       <w:r>
         <w:rPr>
@@ -12085,7 +12085,7 @@
           <w:rFonts w:ascii="Aptos" w:eastAsia="Aptos" w:hAnsi="Aptos" w:cs="Aptos"/>
           <w:color w:val="0070C0"/>
         </w:rPr>
-        <w:t xml:space="preserve">[55:43 - 55:45] </w:t>
+        <w:t xml:space="preserve"/>
       </w:r>
       <w:r>
         <w:rPr>
@@ -12187,7 +12187,7 @@
           <w:color w:val="0070C0"/>
           <w:lang w:val="es-MX"/>
         </w:rPr>
-        <w:t xml:space="preserve">[55:45 - 55:47] </w:t>
+        <w:t xml:space="preserve"/>
       </w:r>
       <w:r>
         <w:rPr>
@@ -12242,7 +12242,7 @@
           <w:color w:val="0070C0"/>
           <w:lang w:val="es-MX"/>
         </w:rPr>
-        <w:t xml:space="preserve">[55:48 - 55:57] </w:t>
+        <w:t xml:space="preserve"/>
       </w:r>
       <w:r>
         <w:rPr>
@@ -12299,7 +12299,7 @@
           <w:color w:val="0070C0"/>
           <w:lang w:val="es-MX"/>
         </w:rPr>
-        <w:t xml:space="preserve">[55:58 - 56:10] </w:t>
+        <w:t xml:space="preserve"/>
       </w:r>
       <w:r>
         <w:rPr>
@@ -12324,7 +12324,7 @@
           <w:color w:val="0070C0"/>
           <w:lang w:val="es-MX"/>
         </w:rPr>
-        <w:t xml:space="preserve">[56:10 - 56:20] </w:t>
+        <w:t xml:space="preserve"/>
       </w:r>
       <w:r>
         <w:rPr>
@@ -12379,7 +12379,7 @@
           <w:color w:val="0070C0"/>
           <w:lang w:val="es-MX"/>
         </w:rPr>
-        <w:t xml:space="preserve">[56:26 - 56:28] </w:t>
+        <w:t xml:space="preserve"/>
       </w:r>
       <w:r>
         <w:rPr>
@@ -12434,7 +12434,7 @@
           <w:color w:val="0070C0"/>
           <w:lang w:val="es-MX"/>
         </w:rPr>
-        <w:t xml:space="preserve">[56:28 - 56:59] </w:t>
+        <w:t xml:space="preserve"/>
       </w:r>
       <w:r>
         <w:rPr>
@@ -12459,7 +12459,7 @@
           <w:color w:val="0070C0"/>
           <w:lang w:val="es-MX"/>
         </w:rPr>
-        <w:t xml:space="preserve">[57:00 - 57:00] </w:t>
+        <w:t xml:space="preserve"/>
       </w:r>
       <w:r>
         <w:rPr>
@@ -12514,7 +12514,7 @@
           <w:color w:val="0070C0"/>
           <w:lang w:val="es-MX"/>
         </w:rPr>
-        <w:t xml:space="preserve">[57:03 - 57:33] </w:t>
+        <w:t xml:space="preserve"/>
       </w:r>
       <w:r>
         <w:rPr>
@@ -12539,15 +12539,15 @@
           <w:color w:val="0070C0"/>
           <w:lang w:val="es-MX"/>
         </w:rPr>
-        <w:t>[57:33 - 57:39]</w:t>
-      </w:r>
-      <w:r>
-        <w:rPr>
-          <w:rFonts w:ascii="Aptos" w:eastAsia="Aptos" w:hAnsi="Aptos" w:cs="Aptos"/>
-          <w:color w:val="000000" w:themeColor="text1"/>
-          <w:lang w:val="es-MX"/>
-        </w:rPr>
-        <w:t xml:space="preserve"> Yara, ela mencionou algo sobre outros países latino-americanos?</w:t>
+        <w:t/>
+      </w:r>
+      <w:r>
+        <w:rPr>
+          <w:rFonts w:ascii="Aptos" w:eastAsia="Aptos" w:hAnsi="Aptos" w:cs="Aptos"/>
+          <w:color w:val="000000" w:themeColor="text1"/>
+          <w:lang w:val="es-MX"/>
+        </w:rPr>
+        <w:t xml:space="preserve">Yara, ela mencionou algo sobre outros países latino-americanos?</w:t>
       </w:r>
     </w:p>
     <w:p>
@@ -12596,7 +12596,7 @@
           <w:color w:val="0070C0"/>
           <w:lang w:val="es-MX"/>
         </w:rPr>
-        <w:t xml:space="preserve">[57:41 - 57:54] </w:t>
+        <w:t xml:space="preserve"/>
       </w:r>
       <w:r>
         <w:rPr>
@@ -12651,15 +12651,15 @@
           <w:color w:val="0070C0"/>
           <w:lang w:val="es-MX"/>
         </w:rPr>
-        <w:t>[57:55 - 58:06</w:t>
-      </w:r>
-      <w:r>
-        <w:rPr>
-          <w:rFonts w:ascii="Aptos" w:eastAsia="Aptos" w:hAnsi="Aptos" w:cs="Aptos"/>
-          <w:color w:val="0070C0"/>
-          <w:lang w:val="es-MX"/>
-        </w:rPr>
-        <w:t xml:space="preserve">] </w:t>
+        <w:t/>
+      </w:r>
+      <w:r>
+        <w:rPr>
+          <w:rFonts w:ascii="Aptos" w:eastAsia="Aptos" w:hAnsi="Aptos" w:cs="Aptos"/>
+          <w:color w:val="0070C0"/>
+          <w:lang w:val="es-MX"/>
+        </w:rPr>
+        <w:t xml:space="preserve"/>
       </w:r>
       <w:r>
         <w:rPr>
@@ -12684,7 +12684,7 @@
           <w:color w:val="0070C0"/>
           <w:lang w:val="es-MX"/>
         </w:rPr>
-        <w:t xml:space="preserve">[58:06 - 58:10] </w:t>
+        <w:t xml:space="preserve"/>
       </w:r>
       <w:r>
         <w:rPr>
@@ -12739,7 +12739,7 @@
           <w:color w:val="0070C0"/>
           <w:lang w:val="es-MX"/>
         </w:rPr>
-        <w:t xml:space="preserve">[58:11 - 58:16] </w:t>
+        <w:t xml:space="preserve"/>
       </w:r>
       <w:r>
         <w:rPr>
@@ -12794,7 +12794,7 @@
           <w:color w:val="0070C0"/>
           <w:lang w:val="es-MX"/>
         </w:rPr>
-        <w:t xml:space="preserve">[58:17 - 58:25] </w:t>
+        <w:t xml:space="preserve"/>
       </w:r>
       <w:r>
         <w:rPr>
@@ -12819,7 +12819,7 @@
           <w:color w:val="0070C0"/>
           <w:lang w:val="es-MX"/>
         </w:rPr>
-        <w:t xml:space="preserve">[58:29 - 58:41] </w:t>
+        <w:t xml:space="preserve"/>
       </w:r>
       <w:r>
         <w:rPr>
@@ -12844,7 +12844,7 @@
           <w:color w:val="0070C0"/>
           <w:lang w:val="es-MX"/>
         </w:rPr>
-        <w:t xml:space="preserve">[58:42 - 58:43] </w:t>
+        <w:t xml:space="preserve"/>
       </w:r>
       <w:r>
         <w:rPr>
@@ -12899,7 +12899,7 @@
           <w:color w:val="0070C0"/>
           <w:lang w:val="es-MX"/>
         </w:rPr>
-        <w:t xml:space="preserve">[58:43 - 58:48] </w:t>
+        <w:t xml:space="preserve"/>
       </w:r>
       <w:r>
         <w:rPr>
@@ -12954,7 +12954,7 @@
           <w:color w:val="0070C0"/>
           <w:lang w:val="es-MX"/>
         </w:rPr>
-        <w:t xml:space="preserve">[58:56 - 58:56] </w:t>
+        <w:t xml:space="preserve"/>
       </w:r>
       <w:r>
         <w:rPr>
@@ -13009,7 +13009,7 @@
           <w:color w:val="0070C0"/>
           <w:lang w:val="es-MX"/>
         </w:rPr>
-        <w:t xml:space="preserve">[58:57 - 59:08] </w:t>
+        <w:t xml:space="preserve"/>
       </w:r>
       <w:r>
         <w:rPr>
@@ -13066,7 +13066,7 @@
           <w:color w:val="0070C0"/>
           <w:lang w:val="es-MX"/>
         </w:rPr>
-        <w:t xml:space="preserve">[59:08 - 59:12] </w:t>
+        <w:t xml:space="preserve"/>
       </w:r>
       <w:r>
         <w:rPr>
@@ -13121,7 +13121,7 @@
           <w:color w:val="0070C0"/>
           <w:lang w:val="es-MX"/>
         </w:rPr>
-        <w:t xml:space="preserve">[59:13 - 59:24] </w:t>
+        <w:t xml:space="preserve"/>
       </w:r>
       <w:r>
         <w:rPr>
@@ -13146,7 +13146,7 @@
           <w:color w:val="0070C0"/>
           <w:lang w:val="es-MX"/>
         </w:rPr>
-        <w:t xml:space="preserve">[59:25 - 59:38] </w:t>
+        <w:t xml:space="preserve"/>
       </w:r>
       <w:r>
         <w:rPr>
@@ -13171,7 +13171,7 @@
           <w:color w:val="0070C0"/>
           <w:lang w:val="es-MX"/>
         </w:rPr>
-        <w:t xml:space="preserve">[59:38 - 59:45] </w:t>
+        <w:t xml:space="preserve"/>
       </w:r>
       <w:r>
         <w:rPr>
@@ -13226,7 +13226,7 @@
           <w:color w:val="0070C0"/>
           <w:lang w:val="es-MX"/>
         </w:rPr>
-        <w:t xml:space="preserve">[59:46 - 59:51] </w:t>
+        <w:t xml:space="preserve"/>
       </w:r>
       <w:r>
         <w:rPr>
@@ -13281,7 +13281,7 @@
           <w:color w:val="0070C0"/>
           <w:lang w:val="es-MX"/>
         </w:rPr>
-        <w:t xml:space="preserve">[59:51 - 59:55] </w:t>
+        <w:t xml:space="preserve"/>
       </w:r>
       <w:r>
         <w:rPr>
@@ -13336,7 +13336,7 @@
           <w:color w:val="0070C0"/>
           <w:lang w:val="es-MX"/>
         </w:rPr>
-        <w:t xml:space="preserve">[59:56 - 59:58] </w:t>
+        <w:t xml:space="preserve"/>
       </w:r>
       <w:r>
         <w:rPr>
@@ -13390,7 +13390,7 @@
           <w:color w:val="0070C0"/>
           <w:lang w:val="es-MX"/>
         </w:rPr>
-        <w:t xml:space="preserve">[01:00:00 - 01:00:04] </w:t>
+        <w:t xml:space="preserve"/>
       </w:r>
       <w:r>
         <w:rPr>
@@ -13517,7 +13517,7 @@
           <w:rFonts w:ascii="Aptos" w:eastAsia="Aptos" w:hAnsi="Aptos" w:cs="Aptos"/>
           <w:color w:val="0070C0"/>
         </w:rPr>
-        <w:t xml:space="preserve">[01:00:04 - 01:00:07] </w:t>
+        <w:t xml:space="preserve"/>
       </w:r>
       <w:r>
         <w:rPr>
@@ -13567,7 +13567,7 @@
           <w:color w:val="0070C0"/>
         </w:rPr>
         <w:lastRenderedPageBreak/>
-        <w:t xml:space="preserve">[01:00:08 - 01:00:13] </w:t>
+        <w:t xml:space="preserve"/>
       </w:r>
       <w:r>
         <w:rPr>
@@ -13627,7 +13627,7 @@
           <w:rFonts w:ascii="Aptos" w:eastAsia="Aptos" w:hAnsi="Aptos" w:cs="Aptos"/>
           <w:color w:val="0070C0"/>
         </w:rPr>
-        <w:t xml:space="preserve">[01:00:14 - 01:00:19] </w:t>
+        <w:t xml:space="preserve"/>
       </w:r>
       <w:r>
         <w:rPr>
@@ -13676,7 +13676,7 @@
           <w:rFonts w:ascii="Aptos" w:eastAsia="Aptos" w:hAnsi="Aptos" w:cs="Aptos"/>
           <w:color w:val="0070C0"/>
         </w:rPr>
-        <w:t xml:space="preserve">[01:00:20 - 01:00:21] </w:t>
+        <w:t xml:space="preserve"/>
       </w:r>
       <w:r>
         <w:rPr>
@@ -13741,14 +13741,14 @@
           <w:rFonts w:ascii="Aptos" w:eastAsia="Aptos" w:hAnsi="Aptos" w:cs="Aptos"/>
           <w:color w:val="0070C0"/>
         </w:rPr>
-        <w:t>[01:00:23 - 01:00:25]</w:t>
-      </w:r>
-      <w:r>
-        <w:rPr>
-          <w:rFonts w:ascii="Aptos" w:eastAsia="Aptos" w:hAnsi="Aptos" w:cs="Aptos"/>
-          <w:color w:val="000000" w:themeColor="text1"/>
-        </w:rPr>
-        <w:t xml:space="preserve"> Okay, if you need anything, just write to me.</w:t>
+        <w:t/>
+      </w:r>
+      <w:r>
+        <w:rPr>
+          <w:rFonts w:ascii="Aptos" w:eastAsia="Aptos" w:hAnsi="Aptos" w:cs="Aptos"/>
+          <w:color w:val="000000" w:themeColor="text1"/>
+        </w:rPr>
+        <w:t xml:space="preserve">Okay, if you need anything, just write to me.</w:t>
       </w:r>
     </w:p>
     <w:p>
